--- a/lessons/6-4/downloads/reveal/teacher/6.4-homework-packet-level-1.docx
+++ b/lessons/6-4/downloads/reveal/teacher/6.4-homework-packet-level-1.docx
@@ -78,14 +78,15 @@
           <w:caps/>
           <w:color w:val="003A70"/>
           <w:spacing w:val="12"/>
-          <w:sz w:val="21"/>
+          <w:sz w:val="22"/>
           <w:szCs w:val="21"/>
         </w:rPr>
-        <w:t xml:space="preserve">Lesson 6-4  ·  Homework Packet  ·  Level 1  ·  Sheet 1 of 2</w:t>
+        <w:t xml:space="preserve">Lesson 6-4  ·  Homework Packet  ·  Supported  ·  Session 1 · pages 1–2</w:t>
       </w:r>
     </w:p>
     <w:p>
       <w:pPr>
+        <w:pStyle w:val="Heading1"/>
         <w:keepNext/>
         <w:spacing w:before="0" w:after="10" w:line="240" w:lineRule="auto"/>
       </w:pPr>
@@ -111,7 +112,7 @@
         <w:rPr>
           <w:rFonts w:ascii="Avenir Next" w:hAnsi="Avenir Next" w:cs="Avenir Next" w:eastAsia="Avenir Next"/>
           <w:color w:val="5A5F66"/>
-          <w:sz w:val="17"/>
+          <w:sz w:val="22"/>
           <w:szCs w:val="17"/>
         </w:rPr>
         <w:t xml:space="preserve">Maryland Standard 6.EE.A.2   ·   Learning target — I can write a numerical expression that matches a situation.</w:t>
@@ -158,6 +159,7 @@
           </w:tcPr>
           <w:p>
             <w:pPr>
+              <w:pStyle w:val="Heading2"/>
               <w:spacing w:before="0" w:after="40" w:line="264" w:lineRule="auto"/>
             </w:pPr>
             <w:r>
@@ -185,25 +187,25 @@
                 <w:rFonts w:ascii="Avenir Next" w:hAnsi="Avenir Next" w:cs="Avenir Next" w:eastAsia="Avenir Next"/>
                 <w:b/>
                 <w:color w:val="003A70"/>
+                <w:sz w:val="22"/>
+                <w:szCs w:val="18"/>
+              </w:rPr>
+              <w:t xml:space="preserve">•</w:t>
+            </w:r>
+            <w:r>
+              <w:rPr>
+                <w:rFonts w:ascii="Avenir Next" w:hAnsi="Avenir Next" w:cs="Avenir Next" w:eastAsia="Avenir Next"/>
+                <w:color w:val="1A1A1A"/>
                 <w:sz w:val="18"/>
                 <w:szCs w:val="18"/>
               </w:rPr>
-              <w:t xml:space="preserve">•</w:t>
-            </w:r>
-            <w:r>
-              <w:rPr>
-                <w:rFonts w:ascii="Avenir Next" w:hAnsi="Avenir Next" w:cs="Avenir Next" w:eastAsia="Avenir Next"/>
-                <w:color w:val="1A1A1A"/>
-                <w:sz w:val="18"/>
-                <w:szCs w:val="18"/>
-              </w:rPr>
               <w:tab/>
             </w:r>
             <w:r>
               <w:rPr>
                 <w:rFonts w:ascii="Avenir Next" w:hAnsi="Avenir Next" w:cs="Avenir Next" w:eastAsia="Avenir Next"/>
                 <w:color w:val="1A1A1A"/>
-                <w:sz w:val="18"/>
+                <w:sz w:val="22"/>
                 <w:szCs w:val="18"/>
               </w:rPr>
               <w:t xml:space="preserve">A </w:t>
@@ -213,7 +215,7 @@
                 <w:rFonts w:ascii="Avenir Next" w:hAnsi="Avenir Next" w:cs="Avenir Next" w:eastAsia="Avenir Next"/>
                 <w:b/>
                 <w:color w:val="1A1A1A"/>
-                <w:sz w:val="18"/>
+                <w:sz w:val="22"/>
                 <w:szCs w:val="18"/>
               </w:rPr>
               <w:t xml:space="preserve">numerical expression</w:t>
@@ -222,7 +224,7 @@
               <w:rPr>
                 <w:rFonts w:ascii="Avenir Next" w:hAnsi="Avenir Next" w:cs="Avenir Next" w:eastAsia="Avenir Next"/>
                 <w:color w:val="1A1A1A"/>
-                <w:sz w:val="18"/>
+                <w:sz w:val="22"/>
                 <w:szCs w:val="18"/>
               </w:rPr>
               <w:t xml:space="preserve"> uses numbers and operations. It has no equals sign.</w:t>
@@ -241,25 +243,25 @@
                 <w:rFonts w:ascii="Avenir Next" w:hAnsi="Avenir Next" w:cs="Avenir Next" w:eastAsia="Avenir Next"/>
                 <w:b/>
                 <w:color w:val="003A70"/>
+                <w:sz w:val="22"/>
+                <w:szCs w:val="18"/>
+              </w:rPr>
+              <w:t xml:space="preserve">•</w:t>
+            </w:r>
+            <w:r>
+              <w:rPr>
+                <w:rFonts w:ascii="Avenir Next" w:hAnsi="Avenir Next" w:cs="Avenir Next" w:eastAsia="Avenir Next"/>
+                <w:color w:val="1A1A1A"/>
                 <w:sz w:val="18"/>
                 <w:szCs w:val="18"/>
               </w:rPr>
-              <w:t xml:space="preserve">•</w:t>
-            </w:r>
-            <w:r>
-              <w:rPr>
-                <w:rFonts w:ascii="Avenir Next" w:hAnsi="Avenir Next" w:cs="Avenir Next" w:eastAsia="Avenir Next"/>
-                <w:color w:val="1A1A1A"/>
-                <w:sz w:val="18"/>
-                <w:szCs w:val="18"/>
-              </w:rPr>
               <w:tab/>
             </w:r>
             <w:r>
               <w:rPr>
                 <w:rFonts w:ascii="Avenir Next" w:hAnsi="Avenir Next" w:cs="Avenir Next" w:eastAsia="Avenir Next"/>
                 <w:color w:val="1A1A1A"/>
-                <w:sz w:val="18"/>
+                <w:sz w:val="22"/>
                 <w:szCs w:val="18"/>
               </w:rPr>
               <w:t xml:space="preserve">Sum (+), difference (−), product (×), quotient (÷). </w:t>
@@ -269,7 +271,7 @@
                 <w:rFonts w:ascii="Avenir Next" w:hAnsi="Avenir Next" w:cs="Avenir Next" w:eastAsia="Avenir Next"/>
                 <w:b/>
                 <w:color w:val="1A1A1A"/>
-                <w:sz w:val="18"/>
+                <w:sz w:val="22"/>
                 <w:szCs w:val="18"/>
               </w:rPr>
               <w:t xml:space="preserve">Less than</w:t>
@@ -278,7 +280,7 @@
               <w:rPr>
                 <w:rFonts w:ascii="Avenir Next" w:hAnsi="Avenir Next" w:cs="Avenir Next" w:eastAsia="Avenir Next"/>
                 <w:color w:val="1A1A1A"/>
-                <w:sz w:val="18"/>
+                <w:sz w:val="22"/>
                 <w:szCs w:val="18"/>
               </w:rPr>
               <w:t xml:space="preserve"> flips the order: 5 less than 12 is 12 − 5.</w:t>
@@ -297,25 +299,25 @@
                 <w:rFonts w:ascii="Avenir Next" w:hAnsi="Avenir Next" w:cs="Avenir Next" w:eastAsia="Avenir Next"/>
                 <w:b/>
                 <w:color w:val="003A70"/>
+                <w:sz w:val="22"/>
+                <w:szCs w:val="18"/>
+              </w:rPr>
+              <w:t xml:space="preserve">•</w:t>
+            </w:r>
+            <w:r>
+              <w:rPr>
+                <w:rFonts w:ascii="Avenir Next" w:hAnsi="Avenir Next" w:cs="Avenir Next" w:eastAsia="Avenir Next"/>
+                <w:color w:val="1A1A1A"/>
                 <w:sz w:val="18"/>
                 <w:szCs w:val="18"/>
               </w:rPr>
-              <w:t xml:space="preserve">•</w:t>
-            </w:r>
-            <w:r>
-              <w:rPr>
-                <w:rFonts w:ascii="Avenir Next" w:hAnsi="Avenir Next" w:cs="Avenir Next" w:eastAsia="Avenir Next"/>
-                <w:color w:val="1A1A1A"/>
-                <w:sz w:val="18"/>
-                <w:szCs w:val="18"/>
-              </w:rPr>
               <w:tab/>
             </w:r>
             <w:r>
               <w:rPr>
                 <w:rFonts w:ascii="Avenir Next" w:hAnsi="Avenir Next" w:cs="Avenir Next" w:eastAsia="Avenir Next"/>
                 <w:color w:val="1A1A1A"/>
-                <w:sz w:val="18"/>
+                <w:sz w:val="22"/>
                 <w:szCs w:val="18"/>
               </w:rPr>
               <w:t xml:space="preserve">Use </w:t>
@@ -325,7 +327,7 @@
                 <w:rFonts w:ascii="Avenir Next" w:hAnsi="Avenir Next" w:cs="Avenir Next" w:eastAsia="Avenir Next"/>
                 <w:b/>
                 <w:color w:val="1A1A1A"/>
-                <w:sz w:val="18"/>
+                <w:sz w:val="22"/>
                 <w:szCs w:val="18"/>
               </w:rPr>
               <w:t xml:space="preserve">parentheses</w:t>
@@ -334,7 +336,7 @@
               <w:rPr>
                 <w:rFonts w:ascii="Avenir Next" w:hAnsi="Avenir Next" w:cs="Avenir Next" w:eastAsia="Avenir Next"/>
                 <w:color w:val="1A1A1A"/>
-                <w:sz w:val="18"/>
+                <w:sz w:val="22"/>
                 <w:szCs w:val="18"/>
               </w:rPr>
               <w:t xml:space="preserve"> for a part done first: the sum of 4 and 6, tripled, is 3 × (4 + 6).</w:t>
@@ -349,6 +351,7 @@
           </w:tcPr>
           <w:p>
             <w:pPr>
+              <w:pStyle w:val="Heading2"/>
               <w:spacing w:before="0" w:after="40" w:line="264" w:lineRule="auto"/>
             </w:pPr>
             <w:r>
@@ -371,7 +374,7 @@
               <w:rPr>
                 <w:rFonts w:ascii="Avenir Next" w:hAnsi="Avenir Next" w:cs="Avenir Next" w:eastAsia="Avenir Next"/>
                 <w:color w:val="1A1A1A"/>
-                <w:sz w:val="17"/>
+                <w:sz w:val="22"/>
                 <w:szCs w:val="17"/>
               </w:rPr>
               <w:t xml:space="preserve">Kayla buys 3 notebooks at $4 each and a backpack for $15. Write an expression for the total cost. Then evaluate it.</w:t>
@@ -390,25 +393,25 @@
                 <w:rFonts w:ascii="Avenir Next" w:hAnsi="Avenir Next" w:cs="Avenir Next" w:eastAsia="Avenir Next"/>
                 <w:b/>
                 <w:color w:val="003A70"/>
+                <w:sz w:val="22"/>
+                <w:szCs w:val="17"/>
+              </w:rPr>
+              <w:t xml:space="preserve">Step 1</w:t>
+            </w:r>
+            <w:r>
+              <w:rPr>
+                <w:rFonts w:ascii="Avenir Next" w:hAnsi="Avenir Next" w:cs="Avenir Next" w:eastAsia="Avenir Next"/>
+                <w:color w:val="1A1A1A"/>
                 <w:sz w:val="17"/>
                 <w:szCs w:val="17"/>
               </w:rPr>
-              <w:t xml:space="preserve">Step 1</w:t>
-            </w:r>
-            <w:r>
-              <w:rPr>
-                <w:rFonts w:ascii="Avenir Next" w:hAnsi="Avenir Next" w:cs="Avenir Next" w:eastAsia="Avenir Next"/>
-                <w:color w:val="1A1A1A"/>
-                <w:sz w:val="17"/>
-                <w:szCs w:val="17"/>
-              </w:rPr>
               <w:tab/>
             </w:r>
             <w:r>
               <w:rPr>
                 <w:rFonts w:ascii="Avenir Next" w:hAnsi="Avenir Next" w:cs="Avenir Next" w:eastAsia="Avenir Next"/>
                 <w:color w:val="1A1A1A"/>
-                <w:sz w:val="17"/>
+                <w:sz w:val="22"/>
                 <w:szCs w:val="17"/>
               </w:rPr>
               <w:t xml:space="preserve">Notebooks: 3 × 4. Backpack: 15</w:t>
@@ -427,25 +430,25 @@
                 <w:rFonts w:ascii="Avenir Next" w:hAnsi="Avenir Next" w:cs="Avenir Next" w:eastAsia="Avenir Next"/>
                 <w:b/>
                 <w:color w:val="003A70"/>
+                <w:sz w:val="22"/>
+                <w:szCs w:val="17"/>
+              </w:rPr>
+              <w:t xml:space="preserve">Step 2</w:t>
+            </w:r>
+            <w:r>
+              <w:rPr>
+                <w:rFonts w:ascii="Avenir Next" w:hAnsi="Avenir Next" w:cs="Avenir Next" w:eastAsia="Avenir Next"/>
+                <w:color w:val="1A1A1A"/>
                 <w:sz w:val="17"/>
                 <w:szCs w:val="17"/>
               </w:rPr>
-              <w:t xml:space="preserve">Step 2</w:t>
-            </w:r>
-            <w:r>
-              <w:rPr>
-                <w:rFonts w:ascii="Avenir Next" w:hAnsi="Avenir Next" w:cs="Avenir Next" w:eastAsia="Avenir Next"/>
-                <w:color w:val="1A1A1A"/>
-                <w:sz w:val="17"/>
-                <w:szCs w:val="17"/>
-              </w:rPr>
               <w:tab/>
             </w:r>
             <w:r>
               <w:rPr>
                 <w:rFonts w:ascii="Avenir Next" w:hAnsi="Avenir Next" w:cs="Avenir Next" w:eastAsia="Avenir Next"/>
                 <w:color w:val="1A1A1A"/>
-                <w:sz w:val="17"/>
+                <w:sz w:val="22"/>
                 <w:szCs w:val="17"/>
               </w:rPr>
               <w:t xml:space="preserve">Join them: 3 × 4 + 15</w:t>
@@ -464,25 +467,25 @@
                 <w:rFonts w:ascii="Avenir Next" w:hAnsi="Avenir Next" w:cs="Avenir Next" w:eastAsia="Avenir Next"/>
                 <w:b/>
                 <w:color w:val="003A70"/>
+                <w:sz w:val="22"/>
+                <w:szCs w:val="17"/>
+              </w:rPr>
+              <w:t xml:space="preserve">Step 3</w:t>
+            </w:r>
+            <w:r>
+              <w:rPr>
+                <w:rFonts w:ascii="Avenir Next" w:hAnsi="Avenir Next" w:cs="Avenir Next" w:eastAsia="Avenir Next"/>
+                <w:color w:val="1A1A1A"/>
                 <w:sz w:val="17"/>
                 <w:szCs w:val="17"/>
               </w:rPr>
-              <w:t xml:space="preserve">Step 3</w:t>
-            </w:r>
-            <w:r>
-              <w:rPr>
-                <w:rFonts w:ascii="Avenir Next" w:hAnsi="Avenir Next" w:cs="Avenir Next" w:eastAsia="Avenir Next"/>
-                <w:color w:val="1A1A1A"/>
-                <w:sz w:val="17"/>
-                <w:szCs w:val="17"/>
-              </w:rPr>
               <w:tab/>
             </w:r>
             <w:r>
               <w:rPr>
                 <w:rFonts w:ascii="Avenir Next" w:hAnsi="Avenir Next" w:cs="Avenir Next" w:eastAsia="Avenir Next"/>
                 <w:color w:val="1A1A1A"/>
-                <w:sz w:val="17"/>
+                <w:sz w:val="22"/>
                 <w:szCs w:val="17"/>
               </w:rPr>
               <w:t xml:space="preserve">Evaluate: 12 + 15 = 27</w:t>
@@ -501,18 +504,18 @@
                 <w:rFonts w:ascii="Avenir Next" w:hAnsi="Avenir Next" w:cs="Avenir Next" w:eastAsia="Avenir Next"/>
                 <w:b/>
                 <w:color w:val="1A1A1A"/>
+                <w:sz w:val="22"/>
+                <w:szCs w:val="17"/>
+              </w:rPr>
+              <w:t xml:space="preserve">Answer</w:t>
+            </w:r>
+            <w:r>
+              <w:rPr>
+                <w:rFonts w:ascii="Avenir Next" w:hAnsi="Avenir Next" w:cs="Avenir Next" w:eastAsia="Avenir Next"/>
+                <w:color w:val="1A1A1A"/>
                 <w:sz w:val="17"/>
                 <w:szCs w:val="17"/>
               </w:rPr>
-              <w:t xml:space="preserve">Answer</w:t>
-            </w:r>
-            <w:r>
-              <w:rPr>
-                <w:rFonts w:ascii="Avenir Next" w:hAnsi="Avenir Next" w:cs="Avenir Next" w:eastAsia="Avenir Next"/>
-                <w:color w:val="1A1A1A"/>
-                <w:sz w:val="17"/>
-                <w:szCs w:val="17"/>
-              </w:rPr>
               <w:tab/>
             </w:r>
             <w:r>
@@ -520,7 +523,7 @@
                 <w:rFonts w:ascii="Avenir Next" w:hAnsi="Avenir Next" w:cs="Avenir Next" w:eastAsia="Avenir Next"/>
                 <w:b/>
                 <w:color w:val="1A1A1A"/>
-                <w:sz w:val="17"/>
+                <w:sz w:val="22"/>
                 <w:szCs w:val="17"/>
               </w:rPr>
               <w:t xml:space="preserve">3 × 4 + 15 = $27</w:t>
@@ -570,6 +573,7 @@
           </w:tcPr>
           <w:p>
             <w:pPr>
+              <w:pStyle w:val="Heading2"/>
               <w:spacing w:before="0" w:after="40" w:line="264" w:lineRule="auto"/>
             </w:pPr>
             <w:r>
@@ -593,7 +597,7 @@
                 <w:rFonts w:ascii="Avenir Next" w:hAnsi="Avenir Next" w:cs="Avenir Next" w:eastAsia="Avenir Next"/>
                 <w:b/>
                 <w:color w:val="1A1A1A"/>
-                <w:sz w:val="21"/>
+                <w:sz w:val="22"/>
                 <w:szCs w:val="21"/>
               </w:rPr>
               <w:t xml:space="preserve">expression</w:t>
@@ -602,7 +606,7 @@
               <w:rPr>
                 <w:rFonts w:ascii="Avenir Next" w:hAnsi="Avenir Next" w:cs="Avenir Next" w:eastAsia="Avenir Next"/>
                 <w:color w:val="5A5F66"/>
-                <w:sz w:val="21"/>
+                <w:sz w:val="22"/>
                 <w:szCs w:val="21"/>
               </w:rPr>
               <w:t xml:space="preserve"> — </w:t>
@@ -611,7 +615,7 @@
               <w:rPr>
                 <w:rFonts w:ascii="Avenir Next" w:hAnsi="Avenir Next" w:cs="Avenir Next" w:eastAsia="Avenir Next"/>
                 <w:color w:val="1A1A1A"/>
-                <w:sz w:val="21"/>
+                <w:sz w:val="22"/>
                 <w:szCs w:val="21"/>
               </w:rPr>
               <w:t xml:space="preserve">numbers and operations with no equal sign</w:t>
@@ -626,7 +630,7 @@
                 <w:rFonts w:ascii="Avenir Next" w:hAnsi="Avenir Next" w:cs="Avenir Next" w:eastAsia="Avenir Next"/>
                 <w:b/>
                 <w:color w:val="1A1A1A"/>
-                <w:sz w:val="21"/>
+                <w:sz w:val="22"/>
                 <w:szCs w:val="21"/>
               </w:rPr>
               <w:t xml:space="preserve">product</w:t>
@@ -635,7 +639,7 @@
               <w:rPr>
                 <w:rFonts w:ascii="Avenir Next" w:hAnsi="Avenir Next" w:cs="Avenir Next" w:eastAsia="Avenir Next"/>
                 <w:color w:val="5A5F66"/>
-                <w:sz w:val="21"/>
+                <w:sz w:val="22"/>
                 <w:szCs w:val="21"/>
               </w:rPr>
               <w:t xml:space="preserve"> — </w:t>
@@ -644,7 +648,7 @@
               <w:rPr>
                 <w:rFonts w:ascii="Avenir Next" w:hAnsi="Avenir Next" w:cs="Avenir Next" w:eastAsia="Avenir Next"/>
                 <w:color w:val="1A1A1A"/>
-                <w:sz w:val="21"/>
+                <w:sz w:val="22"/>
                 <w:szCs w:val="21"/>
               </w:rPr>
               <w:t xml:space="preserve">the answer when you multiply (×)</w:t>
@@ -670,7 +674,7 @@
                 <w:rFonts w:ascii="Avenir Next" w:hAnsi="Avenir Next" w:cs="Avenir Next" w:eastAsia="Avenir Next"/>
                 <w:b/>
                 <w:color w:val="1A1A1A"/>
-                <w:sz w:val="21"/>
+                <w:sz w:val="22"/>
                 <w:szCs w:val="21"/>
               </w:rPr>
               <w:t xml:space="preserve">less than</w:t>
@@ -679,7 +683,7 @@
               <w:rPr>
                 <w:rFonts w:ascii="Avenir Next" w:hAnsi="Avenir Next" w:cs="Avenir Next" w:eastAsia="Avenir Next"/>
                 <w:color w:val="5A5F66"/>
-                <w:sz w:val="21"/>
+                <w:sz w:val="22"/>
                 <w:szCs w:val="21"/>
               </w:rPr>
               <w:t xml:space="preserve"> — </w:t>
@@ -688,7 +692,7 @@
               <w:rPr>
                 <w:rFonts w:ascii="Avenir Next" w:hAnsi="Avenir Next" w:cs="Avenir Next" w:eastAsia="Avenir Next"/>
                 <w:color w:val="1A1A1A"/>
-                <w:sz w:val="21"/>
+                <w:sz w:val="22"/>
                 <w:szCs w:val="21"/>
               </w:rPr>
               <w:t xml:space="preserve">subtract, and flip the order: 12 less than 50 is 50 − 12</w:t>
@@ -703,7 +707,7 @@
                 <w:rFonts w:ascii="Avenir Next" w:hAnsi="Avenir Next" w:cs="Avenir Next" w:eastAsia="Avenir Next"/>
                 <w:b/>
                 <w:color w:val="1A1A1A"/>
-                <w:sz w:val="21"/>
+                <w:sz w:val="22"/>
                 <w:szCs w:val="21"/>
               </w:rPr>
               <w:t xml:space="preserve">parentheses ( )</w:t>
@@ -712,7 +716,7 @@
               <w:rPr>
                 <w:rFonts w:ascii="Avenir Next" w:hAnsi="Avenir Next" w:cs="Avenir Next" w:eastAsia="Avenir Next"/>
                 <w:color w:val="5A5F66"/>
-                <w:sz w:val="21"/>
+                <w:sz w:val="22"/>
                 <w:szCs w:val="21"/>
               </w:rPr>
               <w:t xml:space="preserve"> — </w:t>
@@ -721,7 +725,7 @@
               <w:rPr>
                 <w:rFonts w:ascii="Avenir Next" w:hAnsi="Avenir Next" w:cs="Avenir Next" w:eastAsia="Avenir Next"/>
                 <w:color w:val="1A1A1A"/>
-                <w:sz w:val="21"/>
+                <w:sz w:val="22"/>
                 <w:szCs w:val="21"/>
               </w:rPr>
               <w:t xml:space="preserve">do this part first</w:t>
@@ -732,6 +736,7 @@
     </w:tbl>
     <w:p>
       <w:pPr>
+        <w:pStyle w:val="Heading2"/>
         <w:keepNext/>
         <w:pBdr>
           <w:bottom w:val="single" w:sz="8" w:space="3" w:color="003A70"/>
@@ -747,7 +752,7 @@
           <w:b/>
           <w:color w:val="003A70"/>
           <w:spacing w:val="14"/>
-          <w:sz w:val="21"/>
+          <w:sz w:val="22"/>
           <w:szCs w:val="21"/>
         </w:rPr>
         <w:t xml:space="preserve">PRACTICE</w:t>
@@ -766,7 +771,7 @@
           <w:rFonts w:ascii="Avenir Next" w:hAnsi="Avenir Next" w:cs="Avenir Next" w:eastAsia="Avenir Next"/>
           <w:i/>
           <w:color w:val="5A5F66"/>
-          <w:sz w:val="17"/>
+          <w:sz w:val="22"/>
           <w:szCs w:val="17"/>
         </w:rPr>
         <w:t xml:space="preserve">show your work · label units</w:t>
@@ -862,25 +867,25 @@
                 <w:rFonts w:ascii="Avenir Next" w:hAnsi="Avenir Next" w:cs="Avenir Next" w:eastAsia="Avenir Next"/>
                 <w:b/>
                 <w:color w:val="003A70"/>
+                <w:sz w:val="22"/>
+                <w:szCs w:val="18"/>
+              </w:rPr>
+              <w:t xml:space="preserve">Step 1</w:t>
+            </w:r>
+            <w:r>
+              <w:rPr>
+                <w:rFonts w:ascii="Avenir Next" w:hAnsi="Avenir Next" w:cs="Avenir Next" w:eastAsia="Avenir Next"/>
+                <w:color w:val="1A1A1A"/>
                 <w:sz w:val="18"/>
                 <w:szCs w:val="18"/>
               </w:rPr>
-              <w:t xml:space="preserve">Step 1</w:t>
-            </w:r>
-            <w:r>
-              <w:rPr>
-                <w:rFonts w:ascii="Avenir Next" w:hAnsi="Avenir Next" w:cs="Avenir Next" w:eastAsia="Avenir Next"/>
-                <w:color w:val="1A1A1A"/>
-                <w:sz w:val="18"/>
-                <w:szCs w:val="18"/>
-              </w:rPr>
               <w:tab/>
             </w:r>
             <w:r>
               <w:rPr>
                 <w:rFonts w:ascii="Avenir Next" w:hAnsi="Avenir Next" w:cs="Avenir Next" w:eastAsia="Avenir Next"/>
                 <w:color w:val="1A1A1A"/>
-                <w:sz w:val="21"/>
+                <w:sz w:val="22"/>
                 <w:szCs w:val="21"/>
               </w:rPr>
               <w:t xml:space="preserve">Find the operation words: product, less than, quotient.</w:t>
@@ -900,25 +905,25 @@
                 <w:rFonts w:ascii="Avenir Next" w:hAnsi="Avenir Next" w:cs="Avenir Next" w:eastAsia="Avenir Next"/>
                 <w:b/>
                 <w:color w:val="003A70"/>
+                <w:sz w:val="22"/>
+                <w:szCs w:val="18"/>
+              </w:rPr>
+              <w:t xml:space="preserve">Step 2</w:t>
+            </w:r>
+            <w:r>
+              <w:rPr>
+                <w:rFonts w:ascii="Avenir Next" w:hAnsi="Avenir Next" w:cs="Avenir Next" w:eastAsia="Avenir Next"/>
+                <w:color w:val="1A1A1A"/>
                 <w:sz w:val="18"/>
                 <w:szCs w:val="18"/>
               </w:rPr>
-              <w:t xml:space="preserve">Step 2</w:t>
-            </w:r>
-            <w:r>
-              <w:rPr>
-                <w:rFonts w:ascii="Avenir Next" w:hAnsi="Avenir Next" w:cs="Avenir Next" w:eastAsia="Avenir Next"/>
-                <w:color w:val="1A1A1A"/>
-                <w:sz w:val="18"/>
-                <w:szCs w:val="18"/>
-              </w:rPr>
               <w:tab/>
             </w:r>
             <w:r>
               <w:rPr>
                 <w:rFonts w:ascii="Avenir Next" w:hAnsi="Avenir Next" w:cs="Avenir Next" w:eastAsia="Avenir Next"/>
                 <w:color w:val="1A1A1A"/>
-                <w:sz w:val="21"/>
+                <w:sz w:val="22"/>
                 <w:szCs w:val="21"/>
               </w:rPr>
               <w:t xml:space="preserve">Write the numbers in the right order.</w:t>
@@ -1549,25 +1554,25 @@
                 <w:rFonts w:ascii="Avenir Next" w:hAnsi="Avenir Next" w:cs="Avenir Next" w:eastAsia="Avenir Next"/>
                 <w:b/>
                 <w:color w:val="003A70"/>
+                <w:sz w:val="22"/>
+                <w:szCs w:val="18"/>
+              </w:rPr>
+              <w:t xml:space="preserve">Step 1</w:t>
+            </w:r>
+            <w:r>
+              <w:rPr>
+                <w:rFonts w:ascii="Avenir Next" w:hAnsi="Avenir Next" w:cs="Avenir Next" w:eastAsia="Avenir Next"/>
+                <w:color w:val="1A1A1A"/>
                 <w:sz w:val="18"/>
                 <w:szCs w:val="18"/>
               </w:rPr>
-              <w:t xml:space="preserve">Step 1</w:t>
-            </w:r>
-            <w:r>
-              <w:rPr>
-                <w:rFonts w:ascii="Avenir Next" w:hAnsi="Avenir Next" w:cs="Avenir Next" w:eastAsia="Avenir Next"/>
-                <w:color w:val="1A1A1A"/>
-                <w:sz w:val="18"/>
-                <w:szCs w:val="18"/>
-              </w:rPr>
               <w:tab/>
             </w:r>
             <w:r>
               <w:rPr>
                 <w:rFonts w:ascii="Avenir Next" w:hAnsi="Avenir Next" w:cs="Avenir Next" w:eastAsia="Avenir Next"/>
                 <w:color w:val="1A1A1A"/>
-                <w:sz w:val="21"/>
+                <w:sz w:val="22"/>
                 <w:szCs w:val="21"/>
               </w:rPr>
               <w:t xml:space="preserve">Water: 5 × 6. Oranges: 4 × 3.</w:t>
@@ -1587,25 +1592,25 @@
                 <w:rFonts w:ascii="Avenir Next" w:hAnsi="Avenir Next" w:cs="Avenir Next" w:eastAsia="Avenir Next"/>
                 <w:b/>
                 <w:color w:val="003A70"/>
+                <w:sz w:val="22"/>
+                <w:szCs w:val="18"/>
+              </w:rPr>
+              <w:t xml:space="preserve">Step 2</w:t>
+            </w:r>
+            <w:r>
+              <w:rPr>
+                <w:rFonts w:ascii="Avenir Next" w:hAnsi="Avenir Next" w:cs="Avenir Next" w:eastAsia="Avenir Next"/>
+                <w:color w:val="1A1A1A"/>
                 <w:sz w:val="18"/>
                 <w:szCs w:val="18"/>
               </w:rPr>
-              <w:t xml:space="preserve">Step 2</w:t>
-            </w:r>
-            <w:r>
-              <w:rPr>
-                <w:rFonts w:ascii="Avenir Next" w:hAnsi="Avenir Next" w:cs="Avenir Next" w:eastAsia="Avenir Next"/>
-                <w:color w:val="1A1A1A"/>
-                <w:sz w:val="18"/>
-                <w:szCs w:val="18"/>
-              </w:rPr>
               <w:tab/>
             </w:r>
             <w:r>
               <w:rPr>
                 <w:rFonts w:ascii="Avenir Next" w:hAnsi="Avenir Next" w:cs="Avenir Next" w:eastAsia="Avenir Next"/>
                 <w:color w:val="1A1A1A"/>
-                <w:sz w:val="21"/>
+                <w:sz w:val="22"/>
                 <w:szCs w:val="21"/>
               </w:rPr>
               <w:t xml:space="preserve">Add the two products, then evaluate.</w:t>
@@ -1682,7 +1687,7 @@
                 <w:rFonts w:ascii="Avenir Next" w:hAnsi="Avenir Next" w:cs="Avenir Next" w:eastAsia="Avenir Next"/>
                 <w:b/>
                 <w:color w:val="1A1A1A"/>
-                <w:sz w:val="18"/>
+                <w:sz w:val="22"/>
                 <w:szCs w:val="18"/>
               </w:rPr>
               <w:t xml:space="preserve">Expression and cost</w:t>
@@ -1805,25 +1810,25 @@
                 <w:rFonts w:ascii="Avenir Next" w:hAnsi="Avenir Next" w:cs="Avenir Next" w:eastAsia="Avenir Next"/>
                 <w:b/>
                 <w:color w:val="003A70"/>
+                <w:sz w:val="22"/>
+                <w:szCs w:val="18"/>
+              </w:rPr>
+              <w:t xml:space="preserve">Step 1</w:t>
+            </w:r>
+            <w:r>
+              <w:rPr>
+                <w:rFonts w:ascii="Avenir Next" w:hAnsi="Avenir Next" w:cs="Avenir Next" w:eastAsia="Avenir Next"/>
+                <w:color w:val="1A1A1A"/>
                 <w:sz w:val="18"/>
                 <w:szCs w:val="18"/>
               </w:rPr>
-              <w:t xml:space="preserve">Step 1</w:t>
-            </w:r>
-            <w:r>
-              <w:rPr>
-                <w:rFonts w:ascii="Avenir Next" w:hAnsi="Avenir Next" w:cs="Avenir Next" w:eastAsia="Avenir Next"/>
-                <w:color w:val="1A1A1A"/>
-                <w:sz w:val="18"/>
-                <w:szCs w:val="18"/>
-              </w:rPr>
               <w:tab/>
             </w:r>
             <w:r>
               <w:rPr>
                 <w:rFonts w:ascii="Avenir Next" w:hAnsi="Avenir Next" w:cs="Avenir Next" w:eastAsia="Avenir Next"/>
                 <w:color w:val="1A1A1A"/>
-                <w:sz w:val="21"/>
+                <w:sz w:val="22"/>
                 <w:szCs w:val="21"/>
               </w:rPr>
               <w:t xml:space="preserve">Write a product for the muffins and one for the bread.</w:t>
@@ -1843,25 +1848,25 @@
                 <w:rFonts w:ascii="Avenir Next" w:hAnsi="Avenir Next" w:cs="Avenir Next" w:eastAsia="Avenir Next"/>
                 <w:b/>
                 <w:color w:val="003A70"/>
+                <w:sz w:val="22"/>
+                <w:szCs w:val="18"/>
+              </w:rPr>
+              <w:t xml:space="preserve">Step 2</w:t>
+            </w:r>
+            <w:r>
+              <w:rPr>
+                <w:rFonts w:ascii="Avenir Next" w:hAnsi="Avenir Next" w:cs="Avenir Next" w:eastAsia="Avenir Next"/>
+                <w:color w:val="1A1A1A"/>
                 <w:sz w:val="18"/>
                 <w:szCs w:val="18"/>
               </w:rPr>
-              <w:t xml:space="preserve">Step 2</w:t>
-            </w:r>
-            <w:r>
-              <w:rPr>
-                <w:rFonts w:ascii="Avenir Next" w:hAnsi="Avenir Next" w:cs="Avenir Next" w:eastAsia="Avenir Next"/>
-                <w:color w:val="1A1A1A"/>
-                <w:sz w:val="18"/>
-                <w:szCs w:val="18"/>
-              </w:rPr>
               <w:tab/>
             </w:r>
             <w:r>
               <w:rPr>
                 <w:rFonts w:ascii="Avenir Next" w:hAnsi="Avenir Next" w:cs="Avenir Next" w:eastAsia="Avenir Next"/>
                 <w:color w:val="1A1A1A"/>
-                <w:sz w:val="21"/>
+                <w:sz w:val="22"/>
                 <w:szCs w:val="21"/>
               </w:rPr>
               <w:t xml:space="preserve">Add them, then subtract the $15 for supplies.</w:t>
@@ -1938,7 +1943,7 @@
                 <w:rFonts w:ascii="Avenir Next" w:hAnsi="Avenir Next" w:cs="Avenir Next" w:eastAsia="Avenir Next"/>
                 <w:b/>
                 <w:color w:val="1A1A1A"/>
-                <w:sz w:val="18"/>
+                <w:sz w:val="22"/>
                 <w:szCs w:val="18"/>
               </w:rPr>
               <w:t xml:space="preserve">Expression and amount</w:t>
@@ -2100,7 +2105,7 @@
                     <w:rPr>
                       <w:rFonts w:ascii="Avenir Next" w:hAnsi="Avenir Next" w:cs="Avenir Next" w:eastAsia="Avenir Next"/>
                       <w:color w:val="1A1A1A"/>
-                      <w:sz w:val="21"/>
+                      <w:sz w:val="22"/>
                       <w:szCs w:val="21"/>
                     </w:rPr>
                     <w:t xml:space="preserve">8 + 2 × 5</w:t>
@@ -2139,7 +2144,7 @@
                     <w:rPr>
                       <w:rFonts w:ascii="Avenir Next" w:hAnsi="Avenir Next" w:cs="Avenir Next" w:eastAsia="Avenir Next"/>
                       <w:color w:val="1A1A1A"/>
-                      <w:sz w:val="21"/>
+                      <w:sz w:val="22"/>
                       <w:szCs w:val="21"/>
                     </w:rPr>
                     <w:t xml:space="preserve">(8 + 2) × 5</w:t>
@@ -2178,7 +2183,7 @@
                     <w:rPr>
                       <w:rFonts w:ascii="Avenir Next" w:hAnsi="Avenir Next" w:cs="Avenir Next" w:eastAsia="Avenir Next"/>
                       <w:color w:val="1A1A1A"/>
-                      <w:sz w:val="21"/>
+                      <w:sz w:val="22"/>
                       <w:szCs w:val="21"/>
                     </w:rPr>
                     <w:t xml:space="preserve">8 × 5 + 2</w:t>
@@ -2297,7 +2302,7 @@
                 <w:rFonts w:ascii="Avenir Next" w:hAnsi="Avenir Next" w:cs="Avenir Next" w:eastAsia="Avenir Next"/>
                 <w:b/>
                 <w:color w:val="003A70"/>
-                <w:sz w:val="17"/>
+                <w:sz w:val="22"/>
                 <w:szCs w:val="17"/>
               </w:rPr>
               <w:t xml:space="preserve">Frame  </w:t>
@@ -2317,17 +2322,17 @@
                 <w:rFonts w:ascii="Avenir Next" w:hAnsi="Avenir Next" w:cs="Avenir Next" w:eastAsia="Avenir Next"/>
                 <w:i/>
                 <w:color w:val="1A1A1A"/>
+                <w:sz w:val="22"/>
+                <w:szCs w:val="18"/>
+              </w:rPr>
+              <w:t xml:space="preserve"> friends each buy something for $6 and something for $3. The total is </w:t>
+            </w:r>
+            <w:r>
+              <w:rPr>
+                <w:rFonts w:ascii="Avenir Next" w:hAnsi="Avenir Next" w:cs="Avenir Next" w:eastAsia="Avenir Next"/>
+                <w:color w:val="1A1A1A"/>
                 <w:sz w:val="18"/>
                 <w:szCs w:val="18"/>
-              </w:rPr>
-              <w:t xml:space="preserve"> friends each buy something for $6 and something for $3. The total is </w:t>
-            </w:r>
-            <w:r>
-              <w:rPr>
-                <w:rFonts w:ascii="Avenir Next" w:hAnsi="Avenir Next" w:cs="Avenir Next" w:eastAsia="Avenir Next"/>
-                <w:color w:val="1A1A1A"/>
-                <w:sz w:val="18"/>
-                <w:szCs w:val="18"/>
                 <w:u w:val="single"/>
               </w:rPr>
               <w:t xml:space="preserve">      </w:t>
@@ -2337,7 +2342,7 @@
                 <w:rFonts w:ascii="Avenir Next" w:hAnsi="Avenir Next" w:cs="Avenir Next" w:eastAsia="Avenir Next"/>
                 <w:i/>
                 <w:color w:val="1A1A1A"/>
-                <w:sz w:val="18"/>
+                <w:sz w:val="22"/>
                 <w:szCs w:val="18"/>
               </w:rPr>
               <w:t xml:space="preserve">.</w:t>
@@ -2486,6 +2491,7 @@
           </w:tcPr>
           <w:p>
             <w:pPr>
+              <w:pStyle w:val="Heading2"/>
               <w:spacing w:before="0" w:after="0" w:line="240" w:lineRule="auto"/>
             </w:pPr>
             <w:r>
@@ -2523,7 +2529,7 @@
               <w:rPr>
                 <w:rFonts w:ascii="Avenir Next" w:hAnsi="Avenir Next" w:cs="Avenir Next" w:eastAsia="Avenir Next"/>
                 <w:color w:val="1A1A1A"/>
-                <w:sz w:val="17"/>
+                <w:sz w:val="22"/>
                 <w:szCs w:val="17"/>
               </w:rPr>
               <w:t xml:space="preserve">  I can do this on my own</w:t>
@@ -2552,7 +2558,7 @@
               <w:rPr>
                 <w:rFonts w:ascii="Avenir Next" w:hAnsi="Avenir Next" w:cs="Avenir Next" w:eastAsia="Avenir Next"/>
                 <w:color w:val="1A1A1A"/>
-                <w:sz w:val="17"/>
+                <w:sz w:val="22"/>
                 <w:szCs w:val="17"/>
               </w:rPr>
               <w:t xml:space="preserve">  I need a little help</w:t>
@@ -2581,7 +2587,7 @@
               <w:rPr>
                 <w:rFonts w:ascii="Avenir Next" w:hAnsi="Avenir Next" w:cs="Avenir Next" w:eastAsia="Avenir Next"/>
                 <w:color w:val="1A1A1A"/>
-                <w:sz w:val="17"/>
+                <w:sz w:val="22"/>
                 <w:szCs w:val="17"/>
               </w:rPr>
               <w:t xml:space="preserve">  I have a question about #</w:t>
@@ -2619,7 +2625,7 @@
         <w:rPr>
           <w:rFonts w:ascii="Avenir Next" w:hAnsi="Avenir Next" w:cs="Avenir Next" w:eastAsia="Avenir Next"/>
           <w:color w:val="5A5F66"/>
-          <w:sz w:val="17"/>
+          <w:sz w:val="22"/>
           <w:szCs w:val="17"/>
         </w:rPr>
         <w:t xml:space="preserve">Find two prices at home or in an ad. Write one expression for buying some of each.</w:t>
@@ -2702,14 +2708,15 @@
           <w:caps/>
           <w:color w:val="003A70"/>
           <w:spacing w:val="12"/>
-          <w:sz w:val="21"/>
+          <w:sz w:val="22"/>
           <w:szCs w:val="21"/>
         </w:rPr>
-        <w:t xml:space="preserve">Lesson 6-4  ·  Homework Packet  ·  Level 1  ·  Sheet 2 of 2</w:t>
+        <w:t xml:space="preserve">Lesson 6-4  ·  Homework Packet  ·  Supported  ·  Session 2 · pages 3–4</w:t>
       </w:r>
     </w:p>
     <w:p>
       <w:pPr>
+        <w:pStyle w:val="Heading1"/>
         <w:keepNext/>
         <w:spacing w:before="0" w:after="10" w:line="240" w:lineRule="auto"/>
       </w:pPr>
@@ -2735,7 +2742,7 @@
         <w:rPr>
           <w:rFonts w:ascii="Avenir Next" w:hAnsi="Avenir Next" w:cs="Avenir Next" w:eastAsia="Avenir Next"/>
           <w:color w:val="5A5F66"/>
-          <w:sz w:val="17"/>
+          <w:sz w:val="22"/>
           <w:szCs w:val="17"/>
         </w:rPr>
         <w:t xml:space="preserve">Maryland Standard 6.EE.A.2c   ·   Learning target — I can evaluate an expression that contains grouping symbols and powers using the order of operations.</w:t>
@@ -2782,6 +2789,7 @@
           </w:tcPr>
           <w:p>
             <w:pPr>
+              <w:pStyle w:val="Heading2"/>
               <w:spacing w:before="0" w:after="40" w:line="264" w:lineRule="auto"/>
             </w:pPr>
             <w:r>
@@ -2809,25 +2817,25 @@
                 <w:rFonts w:ascii="Avenir Next" w:hAnsi="Avenir Next" w:cs="Avenir Next" w:eastAsia="Avenir Next"/>
                 <w:b/>
                 <w:color w:val="003A70"/>
+                <w:sz w:val="22"/>
+                <w:szCs w:val="18"/>
+              </w:rPr>
+              <w:t xml:space="preserve">•</w:t>
+            </w:r>
+            <w:r>
+              <w:rPr>
+                <w:rFonts w:ascii="Avenir Next" w:hAnsi="Avenir Next" w:cs="Avenir Next" w:eastAsia="Avenir Next"/>
+                <w:color w:val="1A1A1A"/>
                 <w:sz w:val="18"/>
                 <w:szCs w:val="18"/>
               </w:rPr>
-              <w:t xml:space="preserve">•</w:t>
-            </w:r>
-            <w:r>
-              <w:rPr>
-                <w:rFonts w:ascii="Avenir Next" w:hAnsi="Avenir Next" w:cs="Avenir Next" w:eastAsia="Avenir Next"/>
-                <w:color w:val="1A1A1A"/>
-                <w:sz w:val="18"/>
-                <w:szCs w:val="18"/>
-              </w:rPr>
               <w:tab/>
             </w:r>
             <w:r>
               <w:rPr>
                 <w:rFonts w:ascii="Avenir Next" w:hAnsi="Avenir Next" w:cs="Avenir Next" w:eastAsia="Avenir Next"/>
                 <w:color w:val="1A1A1A"/>
-                <w:sz w:val="18"/>
+                <w:sz w:val="22"/>
                 <w:szCs w:val="18"/>
               </w:rPr>
               <w:t xml:space="preserve">Order: </w:t>
@@ -2837,7 +2845,7 @@
                 <w:rFonts w:ascii="Avenir Next" w:hAnsi="Avenir Next" w:cs="Avenir Next" w:eastAsia="Avenir Next"/>
                 <w:b/>
                 <w:color w:val="1A1A1A"/>
-                <w:sz w:val="18"/>
+                <w:sz w:val="22"/>
                 <w:szCs w:val="18"/>
               </w:rPr>
               <w:t xml:space="preserve">1.</w:t>
@@ -2846,7 +2854,7 @@
               <w:rPr>
                 <w:rFonts w:ascii="Avenir Next" w:hAnsi="Avenir Next" w:cs="Avenir Next" w:eastAsia="Avenir Next"/>
                 <w:color w:val="1A1A1A"/>
-                <w:sz w:val="18"/>
+                <w:sz w:val="22"/>
                 <w:szCs w:val="18"/>
               </w:rPr>
               <w:t xml:space="preserve"> grouping ( ) </w:t>
@@ -2856,7 +2864,7 @@
                 <w:rFonts w:ascii="Avenir Next" w:hAnsi="Avenir Next" w:cs="Avenir Next" w:eastAsia="Avenir Next"/>
                 <w:b/>
                 <w:color w:val="1A1A1A"/>
-                <w:sz w:val="18"/>
+                <w:sz w:val="22"/>
                 <w:szCs w:val="18"/>
               </w:rPr>
               <w:t xml:space="preserve">2.</w:t>
@@ -2865,7 +2873,7 @@
               <w:rPr>
                 <w:rFonts w:ascii="Avenir Next" w:hAnsi="Avenir Next" w:cs="Avenir Next" w:eastAsia="Avenir Next"/>
                 <w:color w:val="1A1A1A"/>
-                <w:sz w:val="18"/>
+                <w:sz w:val="22"/>
                 <w:szCs w:val="18"/>
               </w:rPr>
               <w:t xml:space="preserve"> powers </w:t>
@@ -2875,7 +2883,7 @@
                 <w:rFonts w:ascii="Avenir Next" w:hAnsi="Avenir Next" w:cs="Avenir Next" w:eastAsia="Avenir Next"/>
                 <w:b/>
                 <w:color w:val="1A1A1A"/>
-                <w:sz w:val="18"/>
+                <w:sz w:val="22"/>
                 <w:szCs w:val="18"/>
               </w:rPr>
               <w:t xml:space="preserve">3.</w:t>
@@ -2884,7 +2892,7 @@
               <w:rPr>
                 <w:rFonts w:ascii="Avenir Next" w:hAnsi="Avenir Next" w:cs="Avenir Next" w:eastAsia="Avenir Next"/>
                 <w:color w:val="1A1A1A"/>
-                <w:sz w:val="18"/>
+                <w:sz w:val="22"/>
                 <w:szCs w:val="18"/>
               </w:rPr>
               <w:t xml:space="preserve"> × and ÷ left to right </w:t>
@@ -2894,7 +2902,7 @@
                 <w:rFonts w:ascii="Avenir Next" w:hAnsi="Avenir Next" w:cs="Avenir Next" w:eastAsia="Avenir Next"/>
                 <w:b/>
                 <w:color w:val="1A1A1A"/>
-                <w:sz w:val="18"/>
+                <w:sz w:val="22"/>
                 <w:szCs w:val="18"/>
               </w:rPr>
               <w:t xml:space="preserve">4.</w:t>
@@ -2903,7 +2911,7 @@
               <w:rPr>
                 <w:rFonts w:ascii="Avenir Next" w:hAnsi="Avenir Next" w:cs="Avenir Next" w:eastAsia="Avenir Next"/>
                 <w:color w:val="1A1A1A"/>
-                <w:sz w:val="18"/>
+                <w:sz w:val="22"/>
                 <w:szCs w:val="18"/>
               </w:rPr>
               <w:t xml:space="preserve"> + and − left to right.</w:t>
@@ -2922,25 +2930,25 @@
                 <w:rFonts w:ascii="Avenir Next" w:hAnsi="Avenir Next" w:cs="Avenir Next" w:eastAsia="Avenir Next"/>
                 <w:b/>
                 <w:color w:val="003A70"/>
+                <w:sz w:val="22"/>
+                <w:szCs w:val="18"/>
+              </w:rPr>
+              <w:t xml:space="preserve">•</w:t>
+            </w:r>
+            <w:r>
+              <w:rPr>
+                <w:rFonts w:ascii="Avenir Next" w:hAnsi="Avenir Next" w:cs="Avenir Next" w:eastAsia="Avenir Next"/>
+                <w:color w:val="1A1A1A"/>
                 <w:sz w:val="18"/>
                 <w:szCs w:val="18"/>
               </w:rPr>
-              <w:t xml:space="preserve">•</w:t>
-            </w:r>
-            <w:r>
-              <w:rPr>
-                <w:rFonts w:ascii="Avenir Next" w:hAnsi="Avenir Next" w:cs="Avenir Next" w:eastAsia="Avenir Next"/>
-                <w:color w:val="1A1A1A"/>
-                <w:sz w:val="18"/>
-                <w:szCs w:val="18"/>
-              </w:rPr>
               <w:tab/>
             </w:r>
             <w:r>
               <w:rPr>
                 <w:rFonts w:ascii="Avenir Next" w:hAnsi="Avenir Next" w:cs="Avenir Next" w:eastAsia="Avenir Next"/>
                 <w:color w:val="1A1A1A"/>
-                <w:sz w:val="18"/>
+                <w:sz w:val="22"/>
                 <w:szCs w:val="18"/>
               </w:rPr>
               <w:t xml:space="preserve">× and ÷ are partners: do whichever comes first from the left. So are + and −.</w:t>
@@ -2959,34 +2967,34 @@
                 <w:rFonts w:ascii="Avenir Next" w:hAnsi="Avenir Next" w:cs="Avenir Next" w:eastAsia="Avenir Next"/>
                 <w:b/>
                 <w:color w:val="003A70"/>
+                <w:sz w:val="22"/>
+                <w:szCs w:val="18"/>
+              </w:rPr>
+              <w:t xml:space="preserve">•</w:t>
+            </w:r>
+            <w:r>
+              <w:rPr>
+                <w:rFonts w:ascii="Avenir Next" w:hAnsi="Avenir Next" w:cs="Avenir Next" w:eastAsia="Avenir Next"/>
+                <w:color w:val="1A1A1A"/>
                 <w:sz w:val="18"/>
                 <w:szCs w:val="18"/>
               </w:rPr>
-              <w:t xml:space="preserve">•</w:t>
-            </w:r>
-            <w:r>
-              <w:rPr>
-                <w:rFonts w:ascii="Avenir Next" w:hAnsi="Avenir Next" w:cs="Avenir Next" w:eastAsia="Avenir Next"/>
-                <w:color w:val="1A1A1A"/>
-                <w:sz w:val="18"/>
-                <w:szCs w:val="18"/>
-              </w:rPr>
               <w:tab/>
             </w:r>
             <w:r>
               <w:rPr>
                 <w:rFonts w:ascii="Avenir Next" w:hAnsi="Avenir Next" w:cs="Avenir Next" w:eastAsia="Avenir Next"/>
                 <w:color w:val="1A1A1A"/>
-                <w:sz w:val="18"/>
-                <w:szCs w:val="18"/>
-              </w:rPr>
-              <w:t xml:space="preserve">A power applies only to the number just before it: 2 × 3</w:t>
-            </w:r>
-            <w:r>
-              <w:rPr>
-                <w:rFonts w:ascii="Avenir Next" w:hAnsi="Avenir Next" w:cs="Avenir Next" w:eastAsia="Avenir Next"/>
-                <w:color w:val="1A1A1A"/>
-                <w:sz w:val="18"/>
+                <w:sz w:val="22"/>
+                <w:szCs w:val="18"/>
+              </w:rPr>
+              <w:t xml:space="preserve">An exponent applies to its base, including a group in parentheses: 2 × 3</w:t>
+            </w:r>
+            <w:r>
+              <w:rPr>
+                <w:rFonts w:ascii="Avenir Next" w:hAnsi="Avenir Next" w:cs="Avenir Next" w:eastAsia="Avenir Next"/>
+                <w:color w:val="1A1A1A"/>
+                <w:sz w:val="22"/>
                 <w:szCs w:val="18"/>
                 <w:vertAlign w:val="superscript"/>
               </w:rPr>
@@ -2996,7 +3004,7 @@
               <w:rPr>
                 <w:rFonts w:ascii="Avenir Next" w:hAnsi="Avenir Next" w:cs="Avenir Next" w:eastAsia="Avenir Next"/>
                 <w:color w:val="1A1A1A"/>
-                <w:sz w:val="18"/>
+                <w:sz w:val="22"/>
                 <w:szCs w:val="18"/>
               </w:rPr>
               <w:t xml:space="preserve"> = 2 × 9 = 18.</w:t>
@@ -3011,6 +3019,7 @@
           </w:tcPr>
           <w:p>
             <w:pPr>
+              <w:pStyle w:val="Heading2"/>
               <w:spacing w:before="0" w:after="40" w:line="264" w:lineRule="auto"/>
             </w:pPr>
             <w:r>
@@ -3033,7 +3042,7 @@
               <w:rPr>
                 <w:rFonts w:ascii="Avenir Next" w:hAnsi="Avenir Next" w:cs="Avenir Next" w:eastAsia="Avenir Next"/>
                 <w:color w:val="1A1A1A"/>
-                <w:sz w:val="17"/>
+                <w:sz w:val="22"/>
                 <w:szCs w:val="17"/>
               </w:rPr>
               <w:t xml:space="preserve">Evaluate 20 − (2 + 1)</w:t>
@@ -3042,7 +3051,7 @@
               <w:rPr>
                 <w:rFonts w:ascii="Avenir Next" w:hAnsi="Avenir Next" w:cs="Avenir Next" w:eastAsia="Avenir Next"/>
                 <w:color w:val="1A1A1A"/>
-                <w:sz w:val="17"/>
+                <w:sz w:val="22"/>
                 <w:szCs w:val="17"/>
                 <w:vertAlign w:val="superscript"/>
               </w:rPr>
@@ -3052,7 +3061,7 @@
               <w:rPr>
                 <w:rFonts w:ascii="Avenir Next" w:hAnsi="Avenir Next" w:cs="Avenir Next" w:eastAsia="Avenir Next"/>
                 <w:color w:val="1A1A1A"/>
-                <w:sz w:val="17"/>
+                <w:sz w:val="22"/>
                 <w:szCs w:val="17"/>
               </w:rPr>
               <w:t xml:space="preserve"> × 2.</w:t>
@@ -3071,34 +3080,34 @@
                 <w:rFonts w:ascii="Avenir Next" w:hAnsi="Avenir Next" w:cs="Avenir Next" w:eastAsia="Avenir Next"/>
                 <w:b/>
                 <w:color w:val="003A70"/>
+                <w:sz w:val="22"/>
+                <w:szCs w:val="17"/>
+              </w:rPr>
+              <w:t xml:space="preserve">Step 1</w:t>
+            </w:r>
+            <w:r>
+              <w:rPr>
+                <w:rFonts w:ascii="Avenir Next" w:hAnsi="Avenir Next" w:cs="Avenir Next" w:eastAsia="Avenir Next"/>
+                <w:color w:val="1A1A1A"/>
                 <w:sz w:val="17"/>
                 <w:szCs w:val="17"/>
               </w:rPr>
-              <w:t xml:space="preserve">Step 1</w:t>
-            </w:r>
-            <w:r>
-              <w:rPr>
-                <w:rFonts w:ascii="Avenir Next" w:hAnsi="Avenir Next" w:cs="Avenir Next" w:eastAsia="Avenir Next"/>
-                <w:color w:val="1A1A1A"/>
-                <w:sz w:val="17"/>
+              <w:tab/>
+            </w:r>
+            <w:r>
+              <w:rPr>
+                <w:rFonts w:ascii="Avenir Next" w:hAnsi="Avenir Next" w:cs="Avenir Next" w:eastAsia="Avenir Next"/>
+                <w:color w:val="1A1A1A"/>
+                <w:sz w:val="22"/>
                 <w:szCs w:val="17"/>
               </w:rPr>
-              <w:tab/>
-            </w:r>
-            <w:r>
-              <w:rPr>
-                <w:rFonts w:ascii="Avenir Next" w:hAnsi="Avenir Next" w:cs="Avenir Next" w:eastAsia="Avenir Next"/>
-                <w:color w:val="1A1A1A"/>
-                <w:sz w:val="17"/>
-                <w:szCs w:val="17"/>
-              </w:rPr>
               <w:t xml:space="preserve">Grouping, then power: 20 − 3</w:t>
             </w:r>
             <w:r>
               <w:rPr>
                 <w:rFonts w:ascii="Avenir Next" w:hAnsi="Avenir Next" w:cs="Avenir Next" w:eastAsia="Avenir Next"/>
                 <w:color w:val="1A1A1A"/>
-                <w:sz w:val="17"/>
+                <w:sz w:val="22"/>
                 <w:szCs w:val="17"/>
                 <w:vertAlign w:val="superscript"/>
               </w:rPr>
@@ -3108,7 +3117,7 @@
               <w:rPr>
                 <w:rFonts w:ascii="Avenir Next" w:hAnsi="Avenir Next" w:cs="Avenir Next" w:eastAsia="Avenir Next"/>
                 <w:color w:val="1A1A1A"/>
-                <w:sz w:val="17"/>
+                <w:sz w:val="22"/>
                 <w:szCs w:val="17"/>
               </w:rPr>
               <w:t xml:space="preserve"> × 2 = 20 − 9 × 2</w:t>
@@ -3127,25 +3136,25 @@
                 <w:rFonts w:ascii="Avenir Next" w:hAnsi="Avenir Next" w:cs="Avenir Next" w:eastAsia="Avenir Next"/>
                 <w:b/>
                 <w:color w:val="003A70"/>
+                <w:sz w:val="22"/>
+                <w:szCs w:val="17"/>
+              </w:rPr>
+              <w:t xml:space="preserve">Step 2</w:t>
+            </w:r>
+            <w:r>
+              <w:rPr>
+                <w:rFonts w:ascii="Avenir Next" w:hAnsi="Avenir Next" w:cs="Avenir Next" w:eastAsia="Avenir Next"/>
+                <w:color w:val="1A1A1A"/>
                 <w:sz w:val="17"/>
                 <w:szCs w:val="17"/>
               </w:rPr>
-              <w:t xml:space="preserve">Step 2</w:t>
-            </w:r>
-            <w:r>
-              <w:rPr>
-                <w:rFonts w:ascii="Avenir Next" w:hAnsi="Avenir Next" w:cs="Avenir Next" w:eastAsia="Avenir Next"/>
-                <w:color w:val="1A1A1A"/>
-                <w:sz w:val="17"/>
-                <w:szCs w:val="17"/>
-              </w:rPr>
               <w:tab/>
             </w:r>
             <w:r>
               <w:rPr>
                 <w:rFonts w:ascii="Avenir Next" w:hAnsi="Avenir Next" w:cs="Avenir Next" w:eastAsia="Avenir Next"/>
                 <w:color w:val="1A1A1A"/>
-                <w:sz w:val="17"/>
+                <w:sz w:val="22"/>
                 <w:szCs w:val="17"/>
               </w:rPr>
               <w:t xml:space="preserve">Multiply, then subtract: 20 − 18 = 2</w:t>
@@ -3164,18 +3173,18 @@
                 <w:rFonts w:ascii="Avenir Next" w:hAnsi="Avenir Next" w:cs="Avenir Next" w:eastAsia="Avenir Next"/>
                 <w:b/>
                 <w:color w:val="1A1A1A"/>
+                <w:sz w:val="22"/>
+                <w:szCs w:val="17"/>
+              </w:rPr>
+              <w:t xml:space="preserve">Answer</w:t>
+            </w:r>
+            <w:r>
+              <w:rPr>
+                <w:rFonts w:ascii="Avenir Next" w:hAnsi="Avenir Next" w:cs="Avenir Next" w:eastAsia="Avenir Next"/>
+                <w:color w:val="1A1A1A"/>
                 <w:sz w:val="17"/>
                 <w:szCs w:val="17"/>
               </w:rPr>
-              <w:t xml:space="preserve">Answer</w:t>
-            </w:r>
-            <w:r>
-              <w:rPr>
-                <w:rFonts w:ascii="Avenir Next" w:hAnsi="Avenir Next" w:cs="Avenir Next" w:eastAsia="Avenir Next"/>
-                <w:color w:val="1A1A1A"/>
-                <w:sz w:val="17"/>
-                <w:szCs w:val="17"/>
-              </w:rPr>
               <w:tab/>
             </w:r>
             <w:r>
@@ -3183,7 +3192,7 @@
                 <w:rFonts w:ascii="Avenir Next" w:hAnsi="Avenir Next" w:cs="Avenir Next" w:eastAsia="Avenir Next"/>
                 <w:b/>
                 <w:color w:val="1A1A1A"/>
-                <w:sz w:val="17"/>
+                <w:sz w:val="22"/>
                 <w:szCs w:val="17"/>
               </w:rPr>
               <w:t xml:space="preserve">2</w:t>
@@ -3233,6 +3242,7 @@
           </w:tcPr>
           <w:p>
             <w:pPr>
+              <w:pStyle w:val="Heading2"/>
               <w:spacing w:before="0" w:after="40" w:line="264" w:lineRule="auto"/>
             </w:pPr>
             <w:r>
@@ -3256,7 +3266,7 @@
                 <w:rFonts w:ascii="Avenir Next" w:hAnsi="Avenir Next" w:cs="Avenir Next" w:eastAsia="Avenir Next"/>
                 <w:b/>
                 <w:color w:val="1A1A1A"/>
-                <w:sz w:val="21"/>
+                <w:sz w:val="22"/>
                 <w:szCs w:val="21"/>
               </w:rPr>
               <w:t xml:space="preserve">order of operations</w:t>
@@ -3265,7 +3275,7 @@
               <w:rPr>
                 <w:rFonts w:ascii="Avenir Next" w:hAnsi="Avenir Next" w:cs="Avenir Next" w:eastAsia="Avenir Next"/>
                 <w:color w:val="5A5F66"/>
-                <w:sz w:val="21"/>
+                <w:sz w:val="22"/>
                 <w:szCs w:val="21"/>
               </w:rPr>
               <w:t xml:space="preserve"> — </w:t>
@@ -3274,7 +3284,7 @@
               <w:rPr>
                 <w:rFonts w:ascii="Avenir Next" w:hAnsi="Avenir Next" w:cs="Avenir Next" w:eastAsia="Avenir Next"/>
                 <w:color w:val="1A1A1A"/>
-                <w:sz w:val="21"/>
+                <w:sz w:val="22"/>
                 <w:szCs w:val="21"/>
               </w:rPr>
               <w:t xml:space="preserve">( ) first, then powers, then × ÷, then + −</w:t>
@@ -3289,7 +3299,7 @@
                 <w:rFonts w:ascii="Avenir Next" w:hAnsi="Avenir Next" w:cs="Avenir Next" w:eastAsia="Avenir Next"/>
                 <w:b/>
                 <w:color w:val="1A1A1A"/>
-                <w:sz w:val="21"/>
+                <w:sz w:val="22"/>
                 <w:szCs w:val="21"/>
               </w:rPr>
               <w:t xml:space="preserve">evaluate</w:t>
@@ -3298,7 +3308,7 @@
               <w:rPr>
                 <w:rFonts w:ascii="Avenir Next" w:hAnsi="Avenir Next" w:cs="Avenir Next" w:eastAsia="Avenir Next"/>
                 <w:color w:val="5A5F66"/>
-                <w:sz w:val="21"/>
+                <w:sz w:val="22"/>
                 <w:szCs w:val="21"/>
               </w:rPr>
               <w:t xml:space="preserve"> — </w:t>
@@ -3307,7 +3317,7 @@
               <w:rPr>
                 <w:rFonts w:ascii="Avenir Next" w:hAnsi="Avenir Next" w:cs="Avenir Next" w:eastAsia="Avenir Next"/>
                 <w:color w:val="1A1A1A"/>
-                <w:sz w:val="21"/>
+                <w:sz w:val="22"/>
                 <w:szCs w:val="21"/>
               </w:rPr>
               <w:t xml:space="preserve">find the value</w:t>
@@ -3333,7 +3343,7 @@
                 <w:rFonts w:ascii="Avenir Next" w:hAnsi="Avenir Next" w:cs="Avenir Next" w:eastAsia="Avenir Next"/>
                 <w:b/>
                 <w:color w:val="1A1A1A"/>
-                <w:sz w:val="21"/>
+                <w:sz w:val="22"/>
                 <w:szCs w:val="21"/>
               </w:rPr>
               <w:t xml:space="preserve">power</w:t>
@@ -3342,7 +3352,7 @@
               <w:rPr>
                 <w:rFonts w:ascii="Avenir Next" w:hAnsi="Avenir Next" w:cs="Avenir Next" w:eastAsia="Avenir Next"/>
                 <w:color w:val="5A5F66"/>
-                <w:sz w:val="21"/>
+                <w:sz w:val="22"/>
                 <w:szCs w:val="21"/>
               </w:rPr>
               <w:t xml:space="preserve"> — </w:t>
@@ -3351,7 +3361,7 @@
               <w:rPr>
                 <w:rFonts w:ascii="Avenir Next" w:hAnsi="Avenir Next" w:cs="Avenir Next" w:eastAsia="Avenir Next"/>
                 <w:color w:val="1A1A1A"/>
-                <w:sz w:val="21"/>
+                <w:sz w:val="22"/>
                 <w:szCs w:val="21"/>
               </w:rPr>
               <w:t xml:space="preserve">a repeated factor, like 3</w:t>
@@ -3360,7 +3370,7 @@
               <w:rPr>
                 <w:rFonts w:ascii="Avenir Next" w:hAnsi="Avenir Next" w:cs="Avenir Next" w:eastAsia="Avenir Next"/>
                 <w:color w:val="1A1A1A"/>
-                <w:sz w:val="21"/>
+                <w:sz w:val="22"/>
                 <w:szCs w:val="21"/>
                 <w:vertAlign w:val="superscript"/>
               </w:rPr>
@@ -3370,7 +3380,7 @@
               <w:rPr>
                 <w:rFonts w:ascii="Avenir Next" w:hAnsi="Avenir Next" w:cs="Avenir Next" w:eastAsia="Avenir Next"/>
                 <w:color w:val="1A1A1A"/>
-                <w:sz w:val="21"/>
+                <w:sz w:val="22"/>
                 <w:szCs w:val="21"/>
               </w:rPr>
               <w:t xml:space="preserve"> = 3 × 3</w:t>
@@ -3381,6 +3391,7 @@
     </w:tbl>
     <w:p>
       <w:pPr>
+        <w:pStyle w:val="Heading2"/>
         <w:keepNext/>
         <w:pBdr>
           <w:bottom w:val="single" w:sz="8" w:space="3" w:color="003A70"/>
@@ -3396,7 +3407,7 @@
           <w:b/>
           <w:color w:val="003A70"/>
           <w:spacing w:val="14"/>
-          <w:sz w:val="21"/>
+          <w:sz w:val="22"/>
           <w:szCs w:val="21"/>
         </w:rPr>
         <w:t xml:space="preserve">PRACTICE</w:t>
@@ -3415,7 +3426,7 @@
           <w:rFonts w:ascii="Avenir Next" w:hAnsi="Avenir Next" w:cs="Avenir Next" w:eastAsia="Avenir Next"/>
           <w:i/>
           <w:color w:val="5A5F66"/>
-          <w:sz w:val="17"/>
+          <w:sz w:val="22"/>
           <w:szCs w:val="17"/>
         </w:rPr>
         <w:t xml:space="preserve">show your work · label units</w:t>
@@ -4344,25 +4355,25 @@
                 <w:rFonts w:ascii="Avenir Next" w:hAnsi="Avenir Next" w:cs="Avenir Next" w:eastAsia="Avenir Next"/>
                 <w:b/>
                 <w:color w:val="003A70"/>
+                <w:sz w:val="22"/>
+                <w:szCs w:val="18"/>
+              </w:rPr>
+              <w:t xml:space="preserve">Step 1</w:t>
+            </w:r>
+            <w:r>
+              <w:rPr>
+                <w:rFonts w:ascii="Avenir Next" w:hAnsi="Avenir Next" w:cs="Avenir Next" w:eastAsia="Avenir Next"/>
+                <w:color w:val="1A1A1A"/>
                 <w:sz w:val="18"/>
                 <w:szCs w:val="18"/>
               </w:rPr>
-              <w:t xml:space="preserve">Step 1</w:t>
-            </w:r>
-            <w:r>
-              <w:rPr>
-                <w:rFonts w:ascii="Avenir Next" w:hAnsi="Avenir Next" w:cs="Avenir Next" w:eastAsia="Avenir Next"/>
-                <w:color w:val="1A1A1A"/>
-                <w:sz w:val="18"/>
-                <w:szCs w:val="18"/>
-              </w:rPr>
               <w:tab/>
             </w:r>
             <w:r>
               <w:rPr>
                 <w:rFonts w:ascii="Avenir Next" w:hAnsi="Avenir Next" w:cs="Avenir Next" w:eastAsia="Avenir Next"/>
                 <w:color w:val="1A1A1A"/>
-                <w:sz w:val="21"/>
+                <w:sz w:val="22"/>
                 <w:szCs w:val="21"/>
               </w:rPr>
               <w:t xml:space="preserve">Inside ( ): 8</w:t>
@@ -4371,7 +4382,7 @@
               <w:rPr>
                 <w:rFonts w:ascii="Avenir Next" w:hAnsi="Avenir Next" w:cs="Avenir Next" w:eastAsia="Avenir Next"/>
                 <w:color w:val="1A1A1A"/>
-                <w:sz w:val="21"/>
+                <w:sz w:val="22"/>
                 <w:szCs w:val="21"/>
                 <w:vertAlign w:val="superscript"/>
               </w:rPr>
@@ -4381,7 +4392,7 @@
               <w:rPr>
                 <w:rFonts w:ascii="Avenir Next" w:hAnsi="Avenir Next" w:cs="Avenir Next" w:eastAsia="Avenir Next"/>
                 <w:color w:val="1A1A1A"/>
-                <w:sz w:val="21"/>
+                <w:sz w:val="22"/>
                 <w:szCs w:val="21"/>
               </w:rPr>
               <w:t xml:space="preserve"> = 64, then subtract 4.</w:t>
@@ -4401,25 +4412,25 @@
                 <w:rFonts w:ascii="Avenir Next" w:hAnsi="Avenir Next" w:cs="Avenir Next" w:eastAsia="Avenir Next"/>
                 <w:b/>
                 <w:color w:val="003A70"/>
+                <w:sz w:val="22"/>
+                <w:szCs w:val="18"/>
+              </w:rPr>
+              <w:t xml:space="preserve">Step 2</w:t>
+            </w:r>
+            <w:r>
+              <w:rPr>
+                <w:rFonts w:ascii="Avenir Next" w:hAnsi="Avenir Next" w:cs="Avenir Next" w:eastAsia="Avenir Next"/>
+                <w:color w:val="1A1A1A"/>
                 <w:sz w:val="18"/>
                 <w:szCs w:val="18"/>
               </w:rPr>
-              <w:t xml:space="preserve">Step 2</w:t>
-            </w:r>
-            <w:r>
-              <w:rPr>
-                <w:rFonts w:ascii="Avenir Next" w:hAnsi="Avenir Next" w:cs="Avenir Next" w:eastAsia="Avenir Next"/>
-                <w:color w:val="1A1A1A"/>
-                <w:sz w:val="18"/>
-                <w:szCs w:val="18"/>
-              </w:rPr>
               <w:tab/>
             </w:r>
             <w:r>
               <w:rPr>
                 <w:rFonts w:ascii="Avenir Next" w:hAnsi="Avenir Next" w:cs="Avenir Next" w:eastAsia="Avenir Next"/>
                 <w:color w:val="1A1A1A"/>
-                <w:sz w:val="21"/>
+                <w:sz w:val="22"/>
                 <w:szCs w:val="21"/>
               </w:rPr>
               <w:t xml:space="preserve">Multiply that by 3.</w:t>
@@ -4496,25 +4507,25 @@
                 <w:rFonts w:ascii="Avenir Next" w:hAnsi="Avenir Next" w:cs="Avenir Next" w:eastAsia="Avenir Next"/>
                 <w:b/>
                 <w:color w:val="1A1A1A"/>
+                <w:sz w:val="22"/>
+                <w:szCs w:val="18"/>
+              </w:rPr>
+              <w:t xml:space="preserve">Answer</w:t>
+            </w:r>
+            <w:r>
+              <w:rPr>
+                <w:rFonts w:ascii="Avenir Next" w:hAnsi="Avenir Next" w:cs="Avenir Next" w:eastAsia="Avenir Next"/>
+                <w:color w:val="1A1A1A"/>
                 <w:sz w:val="18"/>
                 <w:szCs w:val="18"/>
               </w:rPr>
-              <w:t xml:space="preserve">Answer</w:t>
-            </w:r>
-            <w:r>
-              <w:rPr>
-                <w:rFonts w:ascii="Avenir Next" w:hAnsi="Avenir Next" w:cs="Avenir Next" w:eastAsia="Avenir Next"/>
-                <w:color w:val="1A1A1A"/>
-                <w:sz w:val="18"/>
-                <w:szCs w:val="18"/>
-              </w:rPr>
               <w:tab/>
             </w:r>
             <w:r>
               <w:rPr>
                 <w:rFonts w:ascii="Avenir Next" w:hAnsi="Avenir Next" w:cs="Avenir Next" w:eastAsia="Avenir Next"/>
                 <w:color w:val="1A1A1A"/>
-                <w:sz w:val="18"/>
+                <w:sz w:val="22"/>
                 <w:szCs w:val="18"/>
               </w:rPr>
               <w:t xml:space="preserve">  dollars</w:t>
@@ -4666,25 +4677,25 @@
                 <w:rFonts w:ascii="Avenir Next" w:hAnsi="Avenir Next" w:cs="Avenir Next" w:eastAsia="Avenir Next"/>
                 <w:b/>
                 <w:color w:val="003A70"/>
+                <w:sz w:val="22"/>
+                <w:szCs w:val="18"/>
+              </w:rPr>
+              <w:t xml:space="preserve">Step 1</w:t>
+            </w:r>
+            <w:r>
+              <w:rPr>
+                <w:rFonts w:ascii="Avenir Next" w:hAnsi="Avenir Next" w:cs="Avenir Next" w:eastAsia="Avenir Next"/>
+                <w:color w:val="1A1A1A"/>
                 <w:sz w:val="18"/>
                 <w:szCs w:val="18"/>
               </w:rPr>
-              <w:t xml:space="preserve">Step 1</w:t>
-            </w:r>
-            <w:r>
-              <w:rPr>
-                <w:rFonts w:ascii="Avenir Next" w:hAnsi="Avenir Next" w:cs="Avenir Next" w:eastAsia="Avenir Next"/>
-                <w:color w:val="1A1A1A"/>
-                <w:sz w:val="18"/>
-                <w:szCs w:val="18"/>
-              </w:rPr>
               <w:tab/>
             </w:r>
             <w:r>
               <w:rPr>
                 <w:rFonts w:ascii="Avenir Next" w:hAnsi="Avenir Next" w:cs="Avenir Next" w:eastAsia="Avenir Next"/>
                 <w:color w:val="1A1A1A"/>
-                <w:sz w:val="21"/>
+                <w:sz w:val="22"/>
                 <w:szCs w:val="21"/>
               </w:rPr>
               <w:t xml:space="preserve">Find 4</w:t>
@@ -4693,7 +4704,7 @@
               <w:rPr>
                 <w:rFonts w:ascii="Avenir Next" w:hAnsi="Avenir Next" w:cs="Avenir Next" w:eastAsia="Avenir Next"/>
                 <w:color w:val="1A1A1A"/>
-                <w:sz w:val="21"/>
+                <w:sz w:val="22"/>
                 <w:szCs w:val="21"/>
                 <w:vertAlign w:val="superscript"/>
               </w:rPr>
@@ -4703,7 +4714,7 @@
               <w:rPr>
                 <w:rFonts w:ascii="Avenir Next" w:hAnsi="Avenir Next" w:cs="Avenir Next" w:eastAsia="Avenir Next"/>
                 <w:color w:val="1A1A1A"/>
-                <w:sz w:val="21"/>
+                <w:sz w:val="22"/>
                 <w:szCs w:val="21"/>
               </w:rPr>
               <w:t xml:space="preserve"> first.</w:t>
@@ -4723,25 +4734,25 @@
                 <w:rFonts w:ascii="Avenir Next" w:hAnsi="Avenir Next" w:cs="Avenir Next" w:eastAsia="Avenir Next"/>
                 <w:b/>
                 <w:color w:val="003A70"/>
+                <w:sz w:val="22"/>
+                <w:szCs w:val="18"/>
+              </w:rPr>
+              <w:t xml:space="preserve">Step 2</w:t>
+            </w:r>
+            <w:r>
+              <w:rPr>
+                <w:rFonts w:ascii="Avenir Next" w:hAnsi="Avenir Next" w:cs="Avenir Next" w:eastAsia="Avenir Next"/>
+                <w:color w:val="1A1A1A"/>
                 <w:sz w:val="18"/>
                 <w:szCs w:val="18"/>
               </w:rPr>
-              <w:t xml:space="preserve">Step 2</w:t>
-            </w:r>
-            <w:r>
-              <w:rPr>
-                <w:rFonts w:ascii="Avenir Next" w:hAnsi="Avenir Next" w:cs="Avenir Next" w:eastAsia="Avenir Next"/>
-                <w:color w:val="1A1A1A"/>
-                <w:sz w:val="18"/>
-                <w:szCs w:val="18"/>
-              </w:rPr>
               <w:tab/>
             </w:r>
             <w:r>
               <w:rPr>
                 <w:rFonts w:ascii="Avenir Next" w:hAnsi="Avenir Next" w:cs="Avenir Next" w:eastAsia="Avenir Next"/>
                 <w:color w:val="1A1A1A"/>
-                <w:sz w:val="21"/>
+                <w:sz w:val="22"/>
                 <w:szCs w:val="21"/>
               </w:rPr>
               <w:t xml:space="preserve">Multiply by 5, then subtract 30.</w:t>
@@ -4760,25 +4771,25 @@
                 <w:rFonts w:ascii="Avenir Next" w:hAnsi="Avenir Next" w:cs="Avenir Next" w:eastAsia="Avenir Next"/>
                 <w:b/>
                 <w:color w:val="1A1A1A"/>
+                <w:sz w:val="22"/>
+                <w:szCs w:val="18"/>
+              </w:rPr>
+              <w:t xml:space="preserve">Answer</w:t>
+            </w:r>
+            <w:r>
+              <w:rPr>
+                <w:rFonts w:ascii="Avenir Next" w:hAnsi="Avenir Next" w:cs="Avenir Next" w:eastAsia="Avenir Next"/>
+                <w:color w:val="1A1A1A"/>
                 <w:sz w:val="18"/>
                 <w:szCs w:val="18"/>
               </w:rPr>
-              <w:t xml:space="preserve">Answer</w:t>
-            </w:r>
-            <w:r>
-              <w:rPr>
-                <w:rFonts w:ascii="Avenir Next" w:hAnsi="Avenir Next" w:cs="Avenir Next" w:eastAsia="Avenir Next"/>
-                <w:color w:val="1A1A1A"/>
-                <w:sz w:val="18"/>
-                <w:szCs w:val="18"/>
-              </w:rPr>
               <w:tab/>
             </w:r>
             <w:r>
               <w:rPr>
                 <w:rFonts w:ascii="Avenir Next" w:hAnsi="Avenir Next" w:cs="Avenir Next" w:eastAsia="Avenir Next"/>
                 <w:color w:val="1A1A1A"/>
-                <w:sz w:val="18"/>
+                <w:sz w:val="22"/>
                 <w:szCs w:val="18"/>
               </w:rPr>
               <w:t xml:space="preserve">  beads</w:t>
@@ -4889,7 +4900,7 @@
                 <w:rFonts w:ascii="Avenir Next" w:hAnsi="Avenir Next" w:cs="Avenir Next" w:eastAsia="Avenir Next"/>
                 <w:b/>
                 <w:color w:val="003A70"/>
-                <w:sz w:val="17"/>
+                <w:sz w:val="22"/>
                 <w:szCs w:val="17"/>
               </w:rPr>
               <w:t xml:space="preserve">Frame  </w:t>
@@ -4909,17 +4920,17 @@
                 <w:rFonts w:ascii="Avenir Next" w:hAnsi="Avenir Next" w:cs="Avenir Next" w:eastAsia="Avenir Next"/>
                 <w:i/>
                 <w:color w:val="1A1A1A"/>
+                <w:sz w:val="22"/>
+                <w:szCs w:val="18"/>
+              </w:rPr>
+              <w:t xml:space="preserve"> is correct because + and − are done </w:t>
+            </w:r>
+            <w:r>
+              <w:rPr>
+                <w:rFonts w:ascii="Avenir Next" w:hAnsi="Avenir Next" w:cs="Avenir Next" w:eastAsia="Avenir Next"/>
+                <w:color w:val="1A1A1A"/>
                 <w:sz w:val="18"/>
                 <w:szCs w:val="18"/>
-              </w:rPr>
-              <w:t xml:space="preserve"> is correct because + and − are done </w:t>
-            </w:r>
-            <w:r>
-              <w:rPr>
-                <w:rFonts w:ascii="Avenir Next" w:hAnsi="Avenir Next" w:cs="Avenir Next" w:eastAsia="Avenir Next"/>
-                <w:color w:val="1A1A1A"/>
-                <w:sz w:val="18"/>
-                <w:szCs w:val="18"/>
                 <w:u w:val="single"/>
               </w:rPr>
               <w:t xml:space="preserve">      </w:t>
@@ -4929,7 +4940,7 @@
                 <w:rFonts w:ascii="Avenir Next" w:hAnsi="Avenir Next" w:cs="Avenir Next" w:eastAsia="Avenir Next"/>
                 <w:i/>
                 <w:color w:val="1A1A1A"/>
-                <w:sz w:val="18"/>
+                <w:sz w:val="22"/>
                 <w:szCs w:val="18"/>
               </w:rPr>
               <w:t xml:space="preserve">.</w:t>
@@ -4997,7 +5008,7 @@
                     <w:rPr>
                       <w:rFonts w:ascii="Avenir Next" w:hAnsi="Avenir Next" w:cs="Avenir Next" w:eastAsia="Avenir Next"/>
                       <w:color w:val="1A1A1A"/>
-                      <w:sz w:val="21"/>
+                      <w:sz w:val="22"/>
                       <w:szCs w:val="21"/>
                     </w:rPr>
                     <w:t xml:space="preserve">Kim</w:t>
@@ -5036,7 +5047,7 @@
                     <w:rPr>
                       <w:rFonts w:ascii="Avenir Next" w:hAnsi="Avenir Next" w:cs="Avenir Next" w:eastAsia="Avenir Next"/>
                       <w:color w:val="1A1A1A"/>
-                      <w:sz w:val="21"/>
+                      <w:sz w:val="22"/>
                       <w:szCs w:val="21"/>
                     </w:rPr>
                     <w:t xml:space="preserve">Lou</w:t>
@@ -5060,6 +5071,7 @@
     </w:p>
     <w:p>
       <w:pPr>
+        <w:pStyle w:val="Heading2"/>
         <w:keepNext/>
         <w:pBdr>
           <w:bottom w:val="single" w:sz="8" w:space="3" w:color="003A70"/>
@@ -5075,7 +5087,7 @@
           <w:b/>
           <w:color w:val="003A70"/>
           <w:spacing w:val="14"/>
-          <w:sz w:val="21"/>
+          <w:sz w:val="22"/>
           <w:szCs w:val="21"/>
         </w:rPr>
         <w:t xml:space="preserve">TEST PRACTICE</w:t>
@@ -5094,7 +5106,7 @@
           <w:rFonts w:ascii="Avenir Next" w:hAnsi="Avenir Next" w:cs="Avenir Next" w:eastAsia="Avenir Next"/>
           <w:i/>
           <w:color w:val="5A5F66"/>
-          <w:sz w:val="17"/>
+          <w:sz w:val="22"/>
           <w:szCs w:val="17"/>
         </w:rPr>
         <w:t xml:space="preserve">choose the best answer</w:t>
@@ -5245,25 +5257,25 @@
                       <w:rFonts w:ascii="Avenir Next" w:hAnsi="Avenir Next" w:cs="Avenir Next" w:eastAsia="Avenir Next"/>
                       <w:b/>
                       <w:color w:val="003A70"/>
+                      <w:sz w:val="22"/>
+                      <w:szCs w:val="21"/>
+                    </w:rPr>
+                    <w:t xml:space="preserve">A</w:t>
+                  </w:r>
+                  <w:r>
+                    <w:rPr>
+                      <w:rFonts w:ascii="Avenir Next" w:hAnsi="Avenir Next" w:cs="Avenir Next" w:eastAsia="Avenir Next"/>
+                      <w:color w:val="1A1A1A"/>
                       <w:sz w:val="21"/>
                       <w:szCs w:val="21"/>
                     </w:rPr>
-                    <w:t xml:space="preserve">A</w:t>
-                  </w:r>
-                  <w:r>
-                    <w:rPr>
-                      <w:rFonts w:ascii="Avenir Next" w:hAnsi="Avenir Next" w:cs="Avenir Next" w:eastAsia="Avenir Next"/>
-                      <w:color w:val="1A1A1A"/>
-                      <w:sz w:val="21"/>
-                      <w:szCs w:val="21"/>
-                    </w:rPr>
                     <w:tab/>
                   </w:r>
                   <w:r>
                     <w:rPr>
                       <w:rFonts w:ascii="Avenir Next" w:hAnsi="Avenir Next" w:cs="Avenir Next" w:eastAsia="Avenir Next"/>
                       <w:color w:val="1A1A1A"/>
-                      <w:sz w:val="21"/>
+                      <w:sz w:val="22"/>
                       <w:szCs w:val="21"/>
                     </w:rPr>
                     <w:t xml:space="preserve">17</w:t>
@@ -5288,25 +5300,25 @@
                       <w:rFonts w:ascii="Avenir Next" w:hAnsi="Avenir Next" w:cs="Avenir Next" w:eastAsia="Avenir Next"/>
                       <w:b/>
                       <w:color w:val="003A70"/>
+                      <w:sz w:val="22"/>
+                      <w:szCs w:val="21"/>
+                    </w:rPr>
+                    <w:t xml:space="preserve">B</w:t>
+                  </w:r>
+                  <w:r>
+                    <w:rPr>
+                      <w:rFonts w:ascii="Avenir Next" w:hAnsi="Avenir Next" w:cs="Avenir Next" w:eastAsia="Avenir Next"/>
+                      <w:color w:val="1A1A1A"/>
                       <w:sz w:val="21"/>
                       <w:szCs w:val="21"/>
                     </w:rPr>
-                    <w:t xml:space="preserve">B</w:t>
-                  </w:r>
-                  <w:r>
-                    <w:rPr>
-                      <w:rFonts w:ascii="Avenir Next" w:hAnsi="Avenir Next" w:cs="Avenir Next" w:eastAsia="Avenir Next"/>
-                      <w:color w:val="1A1A1A"/>
-                      <w:sz w:val="21"/>
-                      <w:szCs w:val="21"/>
-                    </w:rPr>
                     <w:tab/>
                   </w:r>
                   <w:r>
                     <w:rPr>
                       <w:rFonts w:ascii="Avenir Next" w:hAnsi="Avenir Next" w:cs="Avenir Next" w:eastAsia="Avenir Next"/>
                       <w:color w:val="1A1A1A"/>
-                      <w:sz w:val="21"/>
+                      <w:sz w:val="22"/>
                       <w:szCs w:val="21"/>
                     </w:rPr>
                     <w:t xml:space="preserve">32</w:t>
@@ -5331,25 +5343,25 @@
                       <w:rFonts w:ascii="Avenir Next" w:hAnsi="Avenir Next" w:cs="Avenir Next" w:eastAsia="Avenir Next"/>
                       <w:b/>
                       <w:color w:val="003A70"/>
+                      <w:sz w:val="22"/>
+                      <w:szCs w:val="21"/>
+                    </w:rPr>
+                    <w:t xml:space="preserve">C</w:t>
+                  </w:r>
+                  <w:r>
+                    <w:rPr>
+                      <w:rFonts w:ascii="Avenir Next" w:hAnsi="Avenir Next" w:cs="Avenir Next" w:eastAsia="Avenir Next"/>
+                      <w:color w:val="1A1A1A"/>
                       <w:sz w:val="21"/>
                       <w:szCs w:val="21"/>
                     </w:rPr>
-                    <w:t xml:space="preserve">C</w:t>
-                  </w:r>
-                  <w:r>
-                    <w:rPr>
-                      <w:rFonts w:ascii="Avenir Next" w:hAnsi="Avenir Next" w:cs="Avenir Next" w:eastAsia="Avenir Next"/>
-                      <w:color w:val="1A1A1A"/>
-                      <w:sz w:val="21"/>
-                      <w:szCs w:val="21"/>
-                    </w:rPr>
                     <w:tab/>
                   </w:r>
                   <w:r>
                     <w:rPr>
                       <w:rFonts w:ascii="Avenir Next" w:hAnsi="Avenir Next" w:cs="Avenir Next" w:eastAsia="Avenir Next"/>
                       <w:color w:val="1A1A1A"/>
-                      <w:sz w:val="21"/>
+                      <w:sz w:val="22"/>
                       <w:szCs w:val="21"/>
                     </w:rPr>
                     <w:t xml:space="preserve">41</w:t>
@@ -5374,25 +5386,25 @@
                       <w:rFonts w:ascii="Avenir Next" w:hAnsi="Avenir Next" w:cs="Avenir Next" w:eastAsia="Avenir Next"/>
                       <w:b/>
                       <w:color w:val="003A70"/>
+                      <w:sz w:val="22"/>
+                      <w:szCs w:val="21"/>
+                    </w:rPr>
+                    <w:t xml:space="preserve">D</w:t>
+                  </w:r>
+                  <w:r>
+                    <w:rPr>
+                      <w:rFonts w:ascii="Avenir Next" w:hAnsi="Avenir Next" w:cs="Avenir Next" w:eastAsia="Avenir Next"/>
+                      <w:color w:val="1A1A1A"/>
                       <w:sz w:val="21"/>
                       <w:szCs w:val="21"/>
                     </w:rPr>
-                    <w:t xml:space="preserve">D</w:t>
-                  </w:r>
-                  <w:r>
-                    <w:rPr>
-                      <w:rFonts w:ascii="Avenir Next" w:hAnsi="Avenir Next" w:cs="Avenir Next" w:eastAsia="Avenir Next"/>
-                      <w:color w:val="1A1A1A"/>
-                      <w:sz w:val="21"/>
-                      <w:szCs w:val="21"/>
-                    </w:rPr>
                     <w:tab/>
                   </w:r>
                   <w:r>
                     <w:rPr>
                       <w:rFonts w:ascii="Avenir Next" w:hAnsi="Avenir Next" w:cs="Avenir Next" w:eastAsia="Avenir Next"/>
                       <w:color w:val="1A1A1A"/>
-                      <w:sz w:val="21"/>
+                      <w:sz w:val="22"/>
                       <w:szCs w:val="21"/>
                     </w:rPr>
                     <w:t xml:space="preserve">256</w:t>
@@ -5540,25 +5552,25 @@
                       <w:rFonts w:ascii="Avenir Next" w:hAnsi="Avenir Next" w:cs="Avenir Next" w:eastAsia="Avenir Next"/>
                       <w:b/>
                       <w:color w:val="003A70"/>
+                      <w:sz w:val="22"/>
+                      <w:szCs w:val="21"/>
+                    </w:rPr>
+                    <w:t xml:space="preserve">A</w:t>
+                  </w:r>
+                  <w:r>
+                    <w:rPr>
+                      <w:rFonts w:ascii="Avenir Next" w:hAnsi="Avenir Next" w:cs="Avenir Next" w:eastAsia="Avenir Next"/>
+                      <w:color w:val="1A1A1A"/>
                       <w:sz w:val="21"/>
                       <w:szCs w:val="21"/>
                     </w:rPr>
-                    <w:t xml:space="preserve">A</w:t>
-                  </w:r>
-                  <w:r>
-                    <w:rPr>
-                      <w:rFonts w:ascii="Avenir Next" w:hAnsi="Avenir Next" w:cs="Avenir Next" w:eastAsia="Avenir Next"/>
-                      <w:color w:val="1A1A1A"/>
-                      <w:sz w:val="21"/>
-                      <w:szCs w:val="21"/>
-                    </w:rPr>
                     <w:tab/>
                   </w:r>
                   <w:r>
                     <w:rPr>
                       <w:rFonts w:ascii="Avenir Next" w:hAnsi="Avenir Next" w:cs="Avenir Next" w:eastAsia="Avenir Next"/>
                       <w:color w:val="1A1A1A"/>
-                      <w:sz w:val="21"/>
+                      <w:sz w:val="22"/>
                       <w:szCs w:val="21"/>
                     </w:rPr>
                     <w:t xml:space="preserve">(2 + 3) × 4</w:t>
@@ -5583,25 +5595,25 @@
                       <w:rFonts w:ascii="Avenir Next" w:hAnsi="Avenir Next" w:cs="Avenir Next" w:eastAsia="Avenir Next"/>
                       <w:b/>
                       <w:color w:val="003A70"/>
+                      <w:sz w:val="22"/>
+                      <w:szCs w:val="21"/>
+                    </w:rPr>
+                    <w:t xml:space="preserve">B</w:t>
+                  </w:r>
+                  <w:r>
+                    <w:rPr>
+                      <w:rFonts w:ascii="Avenir Next" w:hAnsi="Avenir Next" w:cs="Avenir Next" w:eastAsia="Avenir Next"/>
+                      <w:color w:val="1A1A1A"/>
                       <w:sz w:val="21"/>
                       <w:szCs w:val="21"/>
                     </w:rPr>
-                    <w:t xml:space="preserve">B</w:t>
-                  </w:r>
-                  <w:r>
-                    <w:rPr>
-                      <w:rFonts w:ascii="Avenir Next" w:hAnsi="Avenir Next" w:cs="Avenir Next" w:eastAsia="Avenir Next"/>
-                      <w:color w:val="1A1A1A"/>
-                      <w:sz w:val="21"/>
-                      <w:szCs w:val="21"/>
-                    </w:rPr>
                     <w:tab/>
                   </w:r>
                   <w:r>
                     <w:rPr>
                       <w:rFonts w:ascii="Avenir Next" w:hAnsi="Avenir Next" w:cs="Avenir Next" w:eastAsia="Avenir Next"/>
                       <w:color w:val="1A1A1A"/>
-                      <w:sz w:val="21"/>
+                      <w:sz w:val="22"/>
                       <w:szCs w:val="21"/>
                     </w:rPr>
                     <w:t xml:space="preserve">2 + 3 × 4</w:t>
@@ -5626,34 +5638,34 @@
                       <w:rFonts w:ascii="Avenir Next" w:hAnsi="Avenir Next" w:cs="Avenir Next" w:eastAsia="Avenir Next"/>
                       <w:b/>
                       <w:color w:val="003A70"/>
+                      <w:sz w:val="22"/>
+                      <w:szCs w:val="21"/>
+                    </w:rPr>
+                    <w:t xml:space="preserve">C</w:t>
+                  </w:r>
+                  <w:r>
+                    <w:rPr>
+                      <w:rFonts w:ascii="Avenir Next" w:hAnsi="Avenir Next" w:cs="Avenir Next" w:eastAsia="Avenir Next"/>
+                      <w:color w:val="1A1A1A"/>
                       <w:sz w:val="21"/>
                       <w:szCs w:val="21"/>
                     </w:rPr>
-                    <w:t xml:space="preserve">C</w:t>
-                  </w:r>
-                  <w:r>
-                    <w:rPr>
-                      <w:rFonts w:ascii="Avenir Next" w:hAnsi="Avenir Next" w:cs="Avenir Next" w:eastAsia="Avenir Next"/>
-                      <w:color w:val="1A1A1A"/>
-                      <w:sz w:val="21"/>
+                    <w:tab/>
+                  </w:r>
+                  <w:r>
+                    <w:rPr>
+                      <w:rFonts w:ascii="Avenir Next" w:hAnsi="Avenir Next" w:cs="Avenir Next" w:eastAsia="Avenir Next"/>
+                      <w:color w:val="1A1A1A"/>
+                      <w:sz w:val="22"/>
                       <w:szCs w:val="21"/>
                     </w:rPr>
-                    <w:tab/>
-                  </w:r>
-                  <w:r>
-                    <w:rPr>
-                      <w:rFonts w:ascii="Avenir Next" w:hAnsi="Avenir Next" w:cs="Avenir Next" w:eastAsia="Avenir Next"/>
-                      <w:color w:val="1A1A1A"/>
-                      <w:sz w:val="21"/>
-                      <w:szCs w:val="21"/>
-                    </w:rPr>
                     <w:t xml:space="preserve">2</w:t>
                   </w:r>
                   <w:r>
                     <w:rPr>
                       <w:rFonts w:ascii="Avenir Next" w:hAnsi="Avenir Next" w:cs="Avenir Next" w:eastAsia="Avenir Next"/>
                       <w:color w:val="1A1A1A"/>
-                      <w:sz w:val="21"/>
+                      <w:sz w:val="22"/>
                       <w:szCs w:val="21"/>
                       <w:vertAlign w:val="superscript"/>
                     </w:rPr>
@@ -5663,7 +5675,7 @@
                     <w:rPr>
                       <w:rFonts w:ascii="Avenir Next" w:hAnsi="Avenir Next" w:cs="Avenir Next" w:eastAsia="Avenir Next"/>
                       <w:color w:val="1A1A1A"/>
-                      <w:sz w:val="21"/>
+                      <w:sz w:val="22"/>
                       <w:szCs w:val="21"/>
                     </w:rPr>
                     <w:t xml:space="preserve"> + 4</w:t>
@@ -5688,25 +5700,25 @@
                       <w:rFonts w:ascii="Avenir Next" w:hAnsi="Avenir Next" w:cs="Avenir Next" w:eastAsia="Avenir Next"/>
                       <w:b/>
                       <w:color w:val="003A70"/>
+                      <w:sz w:val="22"/>
+                      <w:szCs w:val="21"/>
+                    </w:rPr>
+                    <w:t xml:space="preserve">D</w:t>
+                  </w:r>
+                  <w:r>
+                    <w:rPr>
+                      <w:rFonts w:ascii="Avenir Next" w:hAnsi="Avenir Next" w:cs="Avenir Next" w:eastAsia="Avenir Next"/>
+                      <w:color w:val="1A1A1A"/>
                       <w:sz w:val="21"/>
                       <w:szCs w:val="21"/>
                     </w:rPr>
-                    <w:t xml:space="preserve">D</w:t>
-                  </w:r>
-                  <w:r>
-                    <w:rPr>
-                      <w:rFonts w:ascii="Avenir Next" w:hAnsi="Avenir Next" w:cs="Avenir Next" w:eastAsia="Avenir Next"/>
-                      <w:color w:val="1A1A1A"/>
-                      <w:sz w:val="21"/>
-                      <w:szCs w:val="21"/>
-                    </w:rPr>
                     <w:tab/>
                   </w:r>
                   <w:r>
                     <w:rPr>
                       <w:rFonts w:ascii="Avenir Next" w:hAnsi="Avenir Next" w:cs="Avenir Next" w:eastAsia="Avenir Next"/>
                       <w:color w:val="1A1A1A"/>
-                      <w:sz w:val="21"/>
+                      <w:sz w:val="22"/>
                       <w:szCs w:val="21"/>
                     </w:rPr>
                     <w:t xml:space="preserve">16 ÷ 2 × 4</w:t>
@@ -5772,6 +5784,7 @@
           </w:tcPr>
           <w:p>
             <w:pPr>
+              <w:pStyle w:val="Heading2"/>
               <w:spacing w:before="0" w:after="0" w:line="240" w:lineRule="auto"/>
             </w:pPr>
             <w:r>
@@ -5809,7 +5822,7 @@
               <w:rPr>
                 <w:rFonts w:ascii="Avenir Next" w:hAnsi="Avenir Next" w:cs="Avenir Next" w:eastAsia="Avenir Next"/>
                 <w:color w:val="1A1A1A"/>
-                <w:sz w:val="17"/>
+                <w:sz w:val="22"/>
                 <w:szCs w:val="17"/>
               </w:rPr>
               <w:t xml:space="preserve">  I can do this on my own</w:t>
@@ -5838,7 +5851,7 @@
               <w:rPr>
                 <w:rFonts w:ascii="Avenir Next" w:hAnsi="Avenir Next" w:cs="Avenir Next" w:eastAsia="Avenir Next"/>
                 <w:color w:val="1A1A1A"/>
-                <w:sz w:val="17"/>
+                <w:sz w:val="22"/>
                 <w:szCs w:val="17"/>
               </w:rPr>
               <w:t xml:space="preserve">  I need a little help</w:t>
@@ -5867,7 +5880,7 @@
               <w:rPr>
                 <w:rFonts w:ascii="Avenir Next" w:hAnsi="Avenir Next" w:cs="Avenir Next" w:eastAsia="Avenir Next"/>
                 <w:color w:val="1A1A1A"/>
-                <w:sz w:val="17"/>
+                <w:sz w:val="22"/>
                 <w:szCs w:val="17"/>
               </w:rPr>
               <w:t xml:space="preserve">  I have a question about #</w:t>
@@ -5905,7 +5918,7 @@
         <w:rPr>
           <w:rFonts w:ascii="Avenir Next" w:hAnsi="Avenir Next" w:cs="Avenir Next" w:eastAsia="Avenir Next"/>
           <w:color w:val="5A5F66"/>
-          <w:sz w:val="17"/>
+          <w:sz w:val="22"/>
           <w:szCs w:val="17"/>
         </w:rPr>
         <w:t xml:space="preserve">Show someone at home why 2 + 3 × 4 and (2 + 3) × 4 have different values.</w:t>
@@ -5999,7 +6012,106 @@
               <w:sz w:val="15"/>
               <w:szCs w:val="15"/>
             </w:rPr>
-            <w:t xml:space="preserve">Lesson 6-4  ·  Homework Packet  ·  Level 1</w:t>
+            <w:t xml:space="preserve">6-4 · Page </w:t>
+          </w:r>
+          <w:r>
+            <w:rPr>
+              <w:rFonts w:ascii="Avenir Next" w:hAnsi="Avenir Next" w:cs="Avenir Next" w:eastAsia="Avenir Next"/>
+              <w:color w:val="5A5F66"/>
+              <w:sz w:val="15"/>
+              <w:szCs w:val="15"/>
+            </w:rPr>
+            <w:fldChar w:fldCharType="begin"/>
+          </w:r>
+          <w:r>
+            <w:rPr>
+              <w:rFonts w:ascii="Avenir Next" w:hAnsi="Avenir Next" w:cs="Avenir Next" w:eastAsia="Avenir Next"/>
+              <w:color w:val="5A5F66"/>
+              <w:sz w:val="15"/>
+              <w:szCs w:val="15"/>
+            </w:rPr>
+            <w:instrText xml:space="preserve"> PAGE </w:instrText>
+          </w:r>
+          <w:r>
+            <w:rPr>
+              <w:rFonts w:ascii="Avenir Next" w:hAnsi="Avenir Next" w:cs="Avenir Next" w:eastAsia="Avenir Next"/>
+              <w:color w:val="5A5F66"/>
+              <w:sz w:val="15"/>
+              <w:szCs w:val="15"/>
+            </w:rPr>
+            <w:fldChar w:fldCharType="separate"/>
+          </w:r>
+          <w:r>
+            <w:rPr>
+              <w:rFonts w:ascii="Avenir Next" w:hAnsi="Avenir Next" w:cs="Avenir Next" w:eastAsia="Avenir Next"/>
+              <w:color w:val="5A5F66"/>
+              <w:sz w:val="15"/>
+              <w:szCs w:val="15"/>
+            </w:rPr>
+            <w:t xml:space="preserve">1</w:t>
+          </w:r>
+          <w:r>
+            <w:rPr>
+              <w:rFonts w:ascii="Avenir Next" w:hAnsi="Avenir Next" w:cs="Avenir Next" w:eastAsia="Avenir Next"/>
+              <w:color w:val="5A5F66"/>
+              <w:sz w:val="15"/>
+              <w:szCs w:val="15"/>
+            </w:rPr>
+            <w:fldChar w:fldCharType="end"/>
+          </w:r>
+          <w:r>
+            <w:rPr>
+              <w:rFonts w:ascii="Avenir Next" w:hAnsi="Avenir Next" w:cs="Avenir Next" w:eastAsia="Avenir Next"/>
+              <w:color w:val="5A5F66"/>
+              <w:sz w:val="15"/>
+              <w:szCs w:val="15"/>
+            </w:rPr>
+            <w:t xml:space="preserve"> of </w:t>
+          </w:r>
+          <w:r>
+            <w:rPr>
+              <w:rFonts w:ascii="Avenir Next" w:hAnsi="Avenir Next" w:cs="Avenir Next" w:eastAsia="Avenir Next"/>
+              <w:color w:val="5A5F66"/>
+              <w:sz w:val="15"/>
+              <w:szCs w:val="15"/>
+            </w:rPr>
+            <w:fldChar w:fldCharType="begin"/>
+          </w:r>
+          <w:r>
+            <w:rPr>
+              <w:rFonts w:ascii="Avenir Next" w:hAnsi="Avenir Next" w:cs="Avenir Next" w:eastAsia="Avenir Next"/>
+              <w:color w:val="5A5F66"/>
+              <w:sz w:val="15"/>
+              <w:szCs w:val="15"/>
+            </w:rPr>
+            <w:instrText xml:space="preserve"> NUMPAGES </w:instrText>
+          </w:r>
+          <w:r>
+            <w:rPr>
+              <w:rFonts w:ascii="Avenir Next" w:hAnsi="Avenir Next" w:cs="Avenir Next" w:eastAsia="Avenir Next"/>
+              <w:color w:val="5A5F66"/>
+              <w:sz w:val="15"/>
+              <w:szCs w:val="15"/>
+            </w:rPr>
+            <w:fldChar w:fldCharType="separate"/>
+          </w:r>
+          <w:r>
+            <w:rPr>
+              <w:rFonts w:ascii="Avenir Next" w:hAnsi="Avenir Next" w:cs="Avenir Next" w:eastAsia="Avenir Next"/>
+              <w:color w:val="5A5F66"/>
+              <w:sz w:val="15"/>
+              <w:szCs w:val="15"/>
+            </w:rPr>
+            <w:t xml:space="preserve">1</w:t>
+          </w:r>
+          <w:r>
+            <w:rPr>
+              <w:rFonts w:ascii="Avenir Next" w:hAnsi="Avenir Next" w:cs="Avenir Next" w:eastAsia="Avenir Next"/>
+              <w:color w:val="5A5F66"/>
+              <w:sz w:val="15"/>
+              <w:szCs w:val="15"/>
+            </w:rPr>
+            <w:fldChar w:fldCharType="end"/>
           </w:r>
         </w:p>
       </w:tc>
@@ -6042,5 +6154,23 @@
       </w:tblCellMar>
     </w:tblPr>
   </w:style>
+  <w:style w:type="paragraph" w:styleId="Heading1">
+    <w:name w:val="heading 1"/>
+    <w:basedOn w:val="Normal"/>
+    <w:pPr>
+      <w:outlineLvl w:val="0"/>
+      <w:keepNext w:val="0"/>
+      <w:keepLines w:val="0"/>
+    </w:pPr>
+  </w:style>
+  <w:style w:type="paragraph" w:styleId="Heading2">
+    <w:name w:val="heading 2"/>
+    <w:basedOn w:val="Normal"/>
+    <w:pPr>
+      <w:outlineLvl w:val="1"/>
+      <w:keepNext w:val="0"/>
+      <w:keepLines w:val="0"/>
+    </w:pPr>
+  </w:style>
 </w:styles>
 </file>